--- a/fuentes/CF1_240201533_DI.docx
+++ b/fuentes/CF1_240201533_DI.docx
@@ -3660,6 +3660,17 @@
     <w:p>
       <w:pPr>
         <w:spacing w:line="360" w:lineRule="auto"/>
+        <w:ind w:left="1080"/>
+        <w:rPr>
+          <w:sz w:val="20"/>
+          <w:szCs w:val="20"/>
+        </w:rPr>
+      </w:pPr>
+    </w:p>
+    <w:p>
+      <w:pPr>
+        <w:spacing w:line="360" w:lineRule="auto"/>
+        <w:ind w:left="1080"/>
         <w:rPr>
           <w:sz w:val="20"/>
           <w:szCs w:val="20"/>
@@ -3668,28 +3679,18 @@
       <w:r>
         <w:rPr>
           <w:noProof/>
-          <w:sz w:val="20"/>
-          <w:szCs w:val="20"/>
-        </w:rPr>
-        <mc:AlternateContent>
-          <mc:Choice Requires="wps">
-            <w:drawing>
-              <wp:anchor distT="0" distB="0" distL="114300" distR="114300" simplePos="0" relativeHeight="251666432" behindDoc="0" locked="0" layoutInCell="1" allowOverlap="1" wp14:anchorId="1051AFC8" wp14:editId="28D136BE">
-                <wp:simplePos x="0" y="0"/>
-                <wp:positionH relativeFrom="margin">
-                  <wp:align>center</wp:align>
-                </wp:positionH>
-                <wp:positionV relativeFrom="paragraph">
-                  <wp:posOffset>113389</wp:posOffset>
-                </wp:positionV>
-                <wp:extent cx="6124754" cy="1928722"/>
-                <wp:effectExtent l="57150" t="38100" r="85725" b="90805"/>
-                <wp:wrapNone/>
-                <wp:docPr id="895238476" name="Rectángulo 31"/>
-                <wp:cNvGraphicFramePr/>
+        </w:rPr>
+        <mc:AlternateContent xmlns:mc="http://schemas.openxmlformats.org/markup-compatibility/2006">
+          <mc:Choice xmlns:mc="http://schemas.openxmlformats.org/markup-compatibility/2006" Requires="wps">
+            <w:drawing xmlns:w="http://schemas.openxmlformats.org/wordprocessingml/2006/main">
+              <wp:inline xmlns:wp14="http://schemas.microsoft.com/office/word/2010/wordprocessingDrawing" xmlns:wp="http://schemas.openxmlformats.org/drawingml/2006/wordprocessingDrawing" distT="0" distB="0" distL="114300" distR="114300" wp14:anchorId="4B7FFF95" wp14:editId="0B85B00F">
+                <wp:extent xmlns:wp="http://schemas.openxmlformats.org/drawingml/2006/wordprocessingDrawing" cx="6124754" cy="1928722"/>
+                <wp:effectExtent xmlns:wp="http://schemas.openxmlformats.org/drawingml/2006/wordprocessingDrawing" l="57150" t="38100" r="85725" b="90805"/>
+                <wp:docPr xmlns:wp="http://schemas.openxmlformats.org/drawingml/2006/wordprocessingDrawing" id="1341778041" name="Rectángulo 31"/>
+                <wp:cNvGraphicFramePr xmlns:wp="http://schemas.openxmlformats.org/drawingml/2006/wordprocessingDrawing"/>
                 <a:graphic xmlns:a="http://schemas.openxmlformats.org/drawingml/2006/main">
                   <a:graphicData uri="http://schemas.microsoft.com/office/word/2010/wordprocessingShape">
-                    <wps:wsp>
+                    <wps:wsp xmlns:wps="http://schemas.microsoft.com/office/word/2010/wordprocessingShape">
                       <wps:cNvSpPr/>
                       <wps:spPr>
                         <a:xfrm>
@@ -3715,8 +3716,8 @@
                         </a:fontRef>
                       </wps:style>
                       <wps:txbx>
-                        <w:txbxContent>
-                          <w:p>
+                        <w:txbxContent xmlns:w="http://schemas.openxmlformats.org/wordprocessingml/2006/main">
+                          <w:p xmlns:w14="http://schemas.microsoft.com/office/word/2010/wordml">
                             <w:pPr>
                               <w:spacing w:line="360" w:lineRule="auto"/>
                               <w:rPr>
@@ -3732,7 +3733,7 @@
                               <w:t>En conjunto, estos elementos conforman un entorno propicio o limitante para el desarrollo de iniciativas emprendedoras sostenibles e innovadoras.</w:t>
                             </w:r>
                           </w:p>
-                          <w:p>
+                          <w:p xmlns:w14="http://schemas.microsoft.com/office/word/2010/wordml">
                             <w:pPr>
                               <w:spacing w:line="360" w:lineRule="auto"/>
                               <w:rPr>
@@ -3748,7 +3749,7 @@
                               <w:t xml:space="preserve">Complemente la información con los siguientes documentos: </w:t>
                             </w:r>
                           </w:p>
-                          <w:p>
+                          <w:p xmlns:w14="http://schemas.microsoft.com/office/word/2010/wordml">
                             <w:pPr>
                               <w:pStyle w:val="Prrafodelista"/>
                               <w:numPr>
@@ -3757,7 +3758,7 @@
                               </w:numPr>
                               <w:jc w:val="center"/>
                             </w:pPr>
-                            <w:hyperlink w:history="1" r:id="rId17">
+                            <w:hyperlink xmlns:r="http://schemas.openxmlformats.org/officeDocument/2006/relationships" w:history="1" r:id="rId17">
                               <w:r>
                                 <w:rPr>
                                   <w:rStyle w:val="Hipervnculo"/>
@@ -3766,12 +3767,12 @@
                               </w:r>
                             </w:hyperlink>
                           </w:p>
-                          <w:p>
+                          <w:p xmlns:w14="http://schemas.microsoft.com/office/word/2010/wordml">
                             <w:pPr>
                               <w:jc w:val="center"/>
                             </w:pPr>
                           </w:p>
-                          <w:p>
+                          <w:p xmlns:w14="http://schemas.microsoft.com/office/word/2010/wordml">
                             <w:pPr>
                               <w:pStyle w:val="Prrafodelista"/>
                               <w:numPr>
@@ -3780,7 +3781,7 @@
                               </w:numPr>
                               <w:jc w:val="center"/>
                             </w:pPr>
-                            <w:hyperlink w:history="1" r:id="rId18">
+                            <w:hyperlink xmlns:r="http://schemas.openxmlformats.org/officeDocument/2006/relationships" w:history="1" r:id="rId18">
                               <w:r>
                                 <w:rPr>
                                   <w:rStyle w:val="Hipervnculo"/>
@@ -3789,12 +3790,12 @@
                               </w:r>
                             </w:hyperlink>
                           </w:p>
-                          <w:p>
+                          <w:p xmlns:w14="http://schemas.microsoft.com/office/word/2010/wordml">
                             <w:pPr>
                               <w:jc w:val="center"/>
                             </w:pPr>
                           </w:p>
-                          <w:p>
+                          <w:p xmlns:w14="http://schemas.microsoft.com/office/word/2010/wordml">
                             <w:pPr>
                               <w:jc w:val="center"/>
                             </w:pPr>
@@ -3810,15 +3811,12 @@
                     </wps:wsp>
                   </a:graphicData>
                 </a:graphic>
-                <wp14:sizeRelV relativeFrom="margin">
-                  <wp14:pctHeight>0</wp14:pctHeight>
-                </wp14:sizeRelV>
-              </wp:anchor>
+              </wp:inline>
             </w:drawing>
           </mc:Choice>
-          <mc:Fallback>
-            <w:pict w14:anchorId="472DB581">
-              <v:rect id="Rectángulo 31" style="position:absolute;margin-left:0;margin-top:8.95pt;width:482.25pt;height:151.85pt;z-index:251666432;visibility:visible;mso-wrap-style:square;mso-height-percent:0;mso-wrap-distance-left:9pt;mso-wrap-distance-top:0;mso-wrap-distance-right:9pt;mso-wrap-distance-bottom:0;mso-position-horizontal:center;mso-position-horizontal-relative:margin;mso-position-vertical:absolute;mso-position-vertical-relative:text;mso-height-percent:0;mso-height-relative:margin;v-text-anchor:middle" o:spid="_x0000_s1026" fillcolor="#a7bfde [1620]" strokecolor="#4579b8 [3044]" w14:anchorId="1051AFC8" o:gfxdata="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">
+          <mc:Fallback xmlns:mc="http://schemas.openxmlformats.org/markup-compatibility/2006">
+            <w:pict xmlns:w14="http://schemas.microsoft.com/office/word/2010/wordml" xmlns:w="http://schemas.openxmlformats.org/wordprocessingml/2006/main" w14:anchorId="472DB581">
+              <v:rect xmlns:o="urn:schemas-microsoft-com:office:office" xmlns:v="urn:schemas-microsoft-com:vml" id="Rectángulo 31" style="position:absolute;margin-left:0;margin-top:8.95pt;width:482.25pt;height:151.85pt;z-index:251666432;visibility:visible;mso-wrap-style:square;mso-height-percent:0;mso-wrap-distance-left:9pt;mso-wrap-distance-top:0;mso-wrap-distance-right:9pt;mso-wrap-distance-bottom:0;mso-position-horizontal:center;mso-position-horizontal-relative:margin;mso-position-vertical:absolute;mso-position-vertical-relative:text;mso-height-percent:0;mso-height-relative:margin;v-text-anchor:middle" o:spid="_x0000_s1026" fillcolor="#a7bfde [1620]" strokecolor="#4579b8 [3044]" w14:anchorId="1051AFC8" o:gfxdata="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">
                 <v:fill type="gradient" color2="#e4ecf5 [500]" colors="0 #a3c4ff;22938f #bfd5ff;1 #e5eeff" angle="180" focus="100%" rotate="t"/>
                 <v:shadow on="t" color="black" opacity="24903f" offset="0,.55556mm" origin=",.5"/>
                 <v:textbox>
@@ -3864,7 +3862,7 @@
                         </w:numPr>
                         <w:jc w:val="center"/>
                       </w:pPr>
-                      <w:hyperlink w:history="1" r:id="rId19">
+                      <w:hyperlink xmlns:r="http://schemas.openxmlformats.org/officeDocument/2006/relationships" w:history="1" r:id="rId19">
                         <w:r>
                           <w:rPr>
                             <w:rStyle w:val="Hipervnculo"/>
@@ -3887,7 +3885,7 @@
                         </w:numPr>
                         <w:jc w:val="center"/>
                       </w:pPr>
-                      <w:hyperlink w:history="1" r:id="rId20">
+                      <w:hyperlink xmlns:r="http://schemas.openxmlformats.org/officeDocument/2006/relationships" w:history="1" r:id="rId20">
                         <w:r>
                           <w:rPr>
                             <w:rStyle w:val="Hipervnculo"/>
@@ -3908,66 +3906,12 @@
                     </w:p>
                   </w:txbxContent>
                 </v:textbox>
-                <w10:wrap anchorx="margin"/>
+                <w10:wrap xmlns:w10="urn:schemas-microsoft-com:office:word" anchorx="margin"/>
               </v:rect>
             </w:pict>
           </mc:Fallback>
         </mc:AlternateContent>
       </w:r>
-    </w:p>
-    <w:p>
-      <w:pPr>
-        <w:spacing w:line="360" w:lineRule="auto"/>
-        <w:rPr>
-          <w:sz w:val="20"/>
-          <w:szCs w:val="20"/>
-        </w:rPr>
-      </w:pPr>
-    </w:p>
-    <w:p>
-      <w:pPr>
-        <w:spacing w:line="360" w:lineRule="auto"/>
-        <w:rPr>
-          <w:sz w:val="20"/>
-          <w:szCs w:val="20"/>
-        </w:rPr>
-      </w:pPr>
-    </w:p>
-    <w:p>
-      <w:pPr>
-        <w:spacing w:line="360" w:lineRule="auto"/>
-        <w:rPr>
-          <w:sz w:val="20"/>
-          <w:szCs w:val="20"/>
-        </w:rPr>
-      </w:pPr>
-    </w:p>
-    <w:p>
-      <w:pPr>
-        <w:spacing w:line="360" w:lineRule="auto"/>
-        <w:rPr>
-          <w:sz w:val="20"/>
-          <w:szCs w:val="20"/>
-        </w:rPr>
-      </w:pPr>
-    </w:p>
-    <w:p>
-      <w:pPr>
-        <w:spacing w:line="360" w:lineRule="auto"/>
-        <w:rPr>
-          <w:sz w:val="20"/>
-          <w:szCs w:val="20"/>
-        </w:rPr>
-      </w:pPr>
-    </w:p>
-    <w:p>
-      <w:pPr>
-        <w:spacing w:line="360" w:lineRule="auto"/>
-        <w:rPr>
-          <w:sz w:val="20"/>
-          <w:szCs w:val="20"/>
-        </w:rPr>
-      </w:pPr>
     </w:p>
     <w:p>
       <w:pPr>
@@ -4003,26 +3947,6 @@
       </w:r>
     </w:p>
     <w:p/>
-    <w:p>
-      <w:pPr>
-        <w:pStyle w:val="Normal0"/>
-        <w:pBdr>
-          <w:top w:val="nil"/>
-          <w:left w:val="nil"/>
-          <w:bottom w:val="nil"/>
-          <w:right w:val="nil"/>
-          <w:between w:val="nil"/>
-        </w:pBdr>
-        <w:spacing w:line="360" w:lineRule="auto"/>
-        <w:jc w:val="both"/>
-        <w:rPr>
-          <w:b/>
-          <w:color w:val="000000"/>
-          <w:sz w:val="20"/>
-          <w:szCs w:val="20"/>
-        </w:rPr>
-      </w:pPr>
-    </w:p>
     <w:p>
       <w:pPr>
         <w:pStyle w:val="Normal0"/>

--- a/fuentes/CF1_240201533_DI.docx
+++ b/fuentes/CF1_240201533_DI.docx
@@ -375,21 +375,12 @@
               </w:rPr>
               <w:t xml:space="preserve">Ser </w:t>
             </w:r>
-            <w:commentRangeStart w:id="0"/>
             <w:r>
               <w:rPr>
                 <w:sz w:val="20"/>
                 <w:szCs w:val="20"/>
               </w:rPr>
               <w:t>emprendedor</w:t>
-            </w:r>
-            <w:commentRangeEnd w:id="0"/>
-            <w:r>
-              <w:rPr>
-                <w:rStyle w:val="Refdecomentario"/>
-                <w:b w:val="0"/>
-              </w:rPr>
-              <w:commentReference w:id="0"/>
             </w:r>
           </w:p>
         </w:tc>
@@ -792,7 +783,7 @@
                     <pic:cNvPicPr/>
                   </pic:nvPicPr>
                   <pic:blipFill>
-                    <a:blip r:embed="rId15"/>
+                    <a:blip r:embed="rId11"/>
                     <a:stretch>
                       <a:fillRect/>
                     </a:stretch>
@@ -834,7 +825,7 @@
                     <pic:cNvPicPr/>
                   </pic:nvPicPr>
                   <pic:blipFill>
-                    <a:blip r:embed="rId16"/>
+                    <a:blip r:embed="rId12"/>
                     <a:stretch>
                       <a:fillRect/>
                     </a:stretch>
@@ -950,7 +941,7 @@
         </w:rPr>
         <w:t xml:space="preserve">El emprendimiento se fundamenta en la capacidad y disposición del ser humano para identificar necesidades o problemáticas en su entorno y generar soluciones mediante la creación o mejora de productos y servicios, orientados a un mercado específico. En Colombia, la promoción del emprendimiento inició formalmente con la Ley 1014 de 2006, que impulsó la cultura emprendedora basada en valores, normas y prácticas sociales, reconociendo la diversidad de formas de emprender según el contexto regional y </w:t>
       </w:r>
-      <w:commentRangeStart w:id="1"/>
+      <w:commentRangeStart w:id="0"/>
       <w:r>
         <w:rPr>
           <w:bCs/>
@@ -959,12 +950,12 @@
         </w:rPr>
         <w:t>poblacional</w:t>
       </w:r>
-      <w:commentRangeEnd w:id="1"/>
+      <w:commentRangeEnd w:id="0"/>
       <w:r>
         <w:rPr>
           <w:rStyle w:val="Refdecomentario"/>
         </w:rPr>
-        <w:commentReference w:id="1"/>
+        <w:commentReference w:id="0"/>
       </w:r>
       <w:r>
         <w:rPr>
@@ -1478,7 +1469,7 @@
         </w:rPr>
         <w:t xml:space="preserve">Bienes de </w:t>
       </w:r>
-      <w:commentRangeStart w:id="2"/>
+      <w:commentRangeStart w:id="1"/>
       <w:r>
         <w:rPr>
           <w:b/>
@@ -1505,12 +1496,12 @@
         </w:rPr>
         <w:t>Son aquellos destinados al uso directo del consumidor final, satisfaciendo necesidades inmediatas. Estos pueden clasificarse en:</w:t>
       </w:r>
-      <w:commentRangeEnd w:id="2"/>
+      <w:commentRangeEnd w:id="1"/>
       <w:r>
         <w:rPr>
           <w:rStyle w:val="Refdecomentario"/>
         </w:rPr>
-        <w:commentReference w:id="2"/>
+        <w:commentReference w:id="1"/>
       </w:r>
     </w:p>
     <w:p>
@@ -2786,7 +2777,7 @@
         </w:rPr>
         <w:t xml:space="preserve">El flujo circular de la </w:t>
       </w:r>
-      <w:commentRangeStart w:id="3"/>
+      <w:commentRangeStart w:id="2"/>
       <w:r>
         <w:rPr>
           <w:b/>
@@ -2796,12 +2787,12 @@
         </w:rPr>
         <w:t>economía</w:t>
       </w:r>
-      <w:commentRangeEnd w:id="3"/>
+      <w:commentRangeEnd w:id="2"/>
       <w:r>
         <w:rPr>
           <w:rStyle w:val="Refdecomentario"/>
         </w:rPr>
-        <w:commentReference w:id="3"/>
+        <w:commentReference w:id="2"/>
       </w:r>
     </w:p>
     <w:p>
@@ -3273,8 +3264,8 @@
           <w:szCs w:val="20"/>
         </w:rPr>
       </w:pPr>
+      <w:commentRangeStart w:id="3"/>
       <w:commentRangeStart w:id="4"/>
-      <w:commentRangeStart w:id="5"/>
       <w:r>
         <w:rPr>
           <w:sz w:val="20"/>
@@ -3289,19 +3280,19 @@
         </w:rPr>
         <w:t>ara que un emprendimiento se convierta en empresa, es necesario que el emprendedor cuente con capital (propio o de terceros), capacidad de gestión y una propuesta de valor clara. Esta transformación lo convierte en empresario, es decir, en un agente activo que asume riesgos, lidera procesos productivos y dinamiza el tejido económico y social.</w:t>
       </w:r>
+      <w:commentRangeEnd w:id="3"/>
+      <w:r>
+        <w:rPr>
+          <w:rStyle w:val="Refdecomentario"/>
+        </w:rPr>
+        <w:commentReference w:id="3"/>
+      </w:r>
       <w:commentRangeEnd w:id="4"/>
       <w:r>
         <w:rPr>
           <w:rStyle w:val="Refdecomentario"/>
         </w:rPr>
         <w:commentReference w:id="4"/>
-      </w:r>
-      <w:commentRangeEnd w:id="5"/>
-      <w:r>
-        <w:rPr>
-          <w:rStyle w:val="Refdecomentario"/>
-        </w:rPr>
-        <w:commentReference w:id="5"/>
       </w:r>
     </w:p>
     <w:p>
@@ -3624,7 +3615,7 @@
         </w:rPr>
         <w:t xml:space="preserve">: considera el acceso a clientes, la apertura comercial y las oportunidades de escalar a nivel nacional e </w:t>
       </w:r>
-      <w:commentRangeStart w:id="6"/>
+      <w:commentRangeStart w:id="5"/>
       <w:r>
         <w:rPr>
           <w:sz w:val="20"/>
@@ -3632,12 +3623,12 @@
         </w:rPr>
         <w:t>internacional</w:t>
       </w:r>
-      <w:commentRangeEnd w:id="6"/>
+      <w:commentRangeEnd w:id="5"/>
       <w:r>
         <w:rPr>
           <w:rStyle w:val="Refdecomentario"/>
         </w:rPr>
-        <w:commentReference w:id="6"/>
+        <w:commentReference w:id="5"/>
       </w:r>
       <w:r>
         <w:rPr>
@@ -3660,17 +3651,6 @@
     <w:p>
       <w:pPr>
         <w:spacing w:line="360" w:lineRule="auto"/>
-        <w:ind w:left="1080"/>
-        <w:rPr>
-          <w:sz w:val="20"/>
-          <w:szCs w:val="20"/>
-        </w:rPr>
-      </w:pPr>
-    </w:p>
-    <w:p>
-      <w:pPr>
-        <w:spacing w:line="360" w:lineRule="auto"/>
-        <w:ind w:left="1080"/>
         <w:rPr>
           <w:sz w:val="20"/>
           <w:szCs w:val="20"/>
@@ -3679,18 +3659,28 @@
       <w:r>
         <w:rPr>
           <w:noProof/>
-        </w:rPr>
-        <mc:AlternateContent xmlns:mc="http://schemas.openxmlformats.org/markup-compatibility/2006">
-          <mc:Choice xmlns:mc="http://schemas.openxmlformats.org/markup-compatibility/2006" Requires="wps">
-            <w:drawing xmlns:w="http://schemas.openxmlformats.org/wordprocessingml/2006/main">
-              <wp:inline xmlns:wp14="http://schemas.microsoft.com/office/word/2010/wordprocessingDrawing" xmlns:wp="http://schemas.openxmlformats.org/drawingml/2006/wordprocessingDrawing" distT="0" distB="0" distL="114300" distR="114300" wp14:anchorId="4B7FFF95" wp14:editId="0B85B00F">
-                <wp:extent xmlns:wp="http://schemas.openxmlformats.org/drawingml/2006/wordprocessingDrawing" cx="6124754" cy="1928722"/>
-                <wp:effectExtent xmlns:wp="http://schemas.openxmlformats.org/drawingml/2006/wordprocessingDrawing" l="57150" t="38100" r="85725" b="90805"/>
-                <wp:docPr xmlns:wp="http://schemas.openxmlformats.org/drawingml/2006/wordprocessingDrawing" id="1341778041" name="Rectángulo 31"/>
-                <wp:cNvGraphicFramePr xmlns:wp="http://schemas.openxmlformats.org/drawingml/2006/wordprocessingDrawing"/>
+          <w:sz w:val="20"/>
+          <w:szCs w:val="20"/>
+        </w:rPr>
+        <mc:AlternateContent>
+          <mc:Choice Requires="wps">
+            <w:drawing>
+              <wp:anchor distT="0" distB="0" distL="114300" distR="114300" simplePos="0" relativeHeight="251666432" behindDoc="0" locked="0" layoutInCell="1" allowOverlap="1" wp14:anchorId="1051AFC8" wp14:editId="28D136BE">
+                <wp:simplePos x="0" y="0"/>
+                <wp:positionH relativeFrom="margin">
+                  <wp:align>center</wp:align>
+                </wp:positionH>
+                <wp:positionV relativeFrom="paragraph">
+                  <wp:posOffset>113389</wp:posOffset>
+                </wp:positionV>
+                <wp:extent cx="6124754" cy="1928722"/>
+                <wp:effectExtent l="57150" t="38100" r="85725" b="90805"/>
+                <wp:wrapNone/>
+                <wp:docPr id="895238476" name="Rectángulo 31"/>
+                <wp:cNvGraphicFramePr/>
                 <a:graphic xmlns:a="http://schemas.openxmlformats.org/drawingml/2006/main">
                   <a:graphicData uri="http://schemas.microsoft.com/office/word/2010/wordprocessingShape">
-                    <wps:wsp xmlns:wps="http://schemas.microsoft.com/office/word/2010/wordprocessingShape">
+                    <wps:wsp>
                       <wps:cNvSpPr/>
                       <wps:spPr>
                         <a:xfrm>
@@ -3716,8 +3706,8 @@
                         </a:fontRef>
                       </wps:style>
                       <wps:txbx>
-                        <w:txbxContent xmlns:w="http://schemas.openxmlformats.org/wordprocessingml/2006/main">
-                          <w:p xmlns:w14="http://schemas.microsoft.com/office/word/2010/wordml">
+                        <w:txbxContent>
+                          <w:p>
                             <w:pPr>
                               <w:spacing w:line="360" w:lineRule="auto"/>
                               <w:rPr>
@@ -3733,7 +3723,7 @@
                               <w:t>En conjunto, estos elementos conforman un entorno propicio o limitante para el desarrollo de iniciativas emprendedoras sostenibles e innovadoras.</w:t>
                             </w:r>
                           </w:p>
-                          <w:p xmlns:w14="http://schemas.microsoft.com/office/word/2010/wordml">
+                          <w:p>
                             <w:pPr>
                               <w:spacing w:line="360" w:lineRule="auto"/>
                               <w:rPr>
@@ -3749,7 +3739,7 @@
                               <w:t xml:space="preserve">Complemente la información con los siguientes documentos: </w:t>
                             </w:r>
                           </w:p>
-                          <w:p xmlns:w14="http://schemas.microsoft.com/office/word/2010/wordml">
+                          <w:p>
                             <w:pPr>
                               <w:pStyle w:val="Prrafodelista"/>
                               <w:numPr>
@@ -3758,7 +3748,7 @@
                               </w:numPr>
                               <w:jc w:val="center"/>
                             </w:pPr>
-                            <w:hyperlink xmlns:r="http://schemas.openxmlformats.org/officeDocument/2006/relationships" w:history="1" r:id="rId17">
+                            <w:hyperlink w:history="1" r:id="rId17">
                               <w:r>
                                 <w:rPr>
                                   <w:rStyle w:val="Hipervnculo"/>
@@ -3767,12 +3757,12 @@
                               </w:r>
                             </w:hyperlink>
                           </w:p>
-                          <w:p xmlns:w14="http://schemas.microsoft.com/office/word/2010/wordml">
+                          <w:p>
                             <w:pPr>
                               <w:jc w:val="center"/>
                             </w:pPr>
                           </w:p>
-                          <w:p xmlns:w14="http://schemas.microsoft.com/office/word/2010/wordml">
+                          <w:p>
                             <w:pPr>
                               <w:pStyle w:val="Prrafodelista"/>
                               <w:numPr>
@@ -3781,7 +3771,7 @@
                               </w:numPr>
                               <w:jc w:val="center"/>
                             </w:pPr>
-                            <w:hyperlink xmlns:r="http://schemas.openxmlformats.org/officeDocument/2006/relationships" w:history="1" r:id="rId18">
+                            <w:hyperlink w:history="1" r:id="rId18">
                               <w:r>
                                 <w:rPr>
                                   <w:rStyle w:val="Hipervnculo"/>
@@ -3790,12 +3780,12 @@
                               </w:r>
                             </w:hyperlink>
                           </w:p>
-                          <w:p xmlns:w14="http://schemas.microsoft.com/office/word/2010/wordml">
+                          <w:p>
                             <w:pPr>
                               <w:jc w:val="center"/>
                             </w:pPr>
                           </w:p>
-                          <w:p xmlns:w14="http://schemas.microsoft.com/office/word/2010/wordml">
+                          <w:p>
                             <w:pPr>
                               <w:jc w:val="center"/>
                             </w:pPr>
@@ -3811,12 +3801,15 @@
                     </wps:wsp>
                   </a:graphicData>
                 </a:graphic>
-              </wp:inline>
+                <wp14:sizeRelV relativeFrom="margin">
+                  <wp14:pctHeight>0</wp14:pctHeight>
+                </wp14:sizeRelV>
+              </wp:anchor>
             </w:drawing>
           </mc:Choice>
-          <mc:Fallback xmlns:mc="http://schemas.openxmlformats.org/markup-compatibility/2006">
-            <w:pict xmlns:w14="http://schemas.microsoft.com/office/word/2010/wordml" xmlns:w="http://schemas.openxmlformats.org/wordprocessingml/2006/main" w14:anchorId="472DB581">
-              <v:rect xmlns:o="urn:schemas-microsoft-com:office:office" xmlns:v="urn:schemas-microsoft-com:vml" id="Rectángulo 31" style="position:absolute;margin-left:0;margin-top:8.95pt;width:482.25pt;height:151.85pt;z-index:251666432;visibility:visible;mso-wrap-style:square;mso-height-percent:0;mso-wrap-distance-left:9pt;mso-wrap-distance-top:0;mso-wrap-distance-right:9pt;mso-wrap-distance-bottom:0;mso-position-horizontal:center;mso-position-horizontal-relative:margin;mso-position-vertical:absolute;mso-position-vertical-relative:text;mso-height-percent:0;mso-height-relative:margin;v-text-anchor:middle" o:spid="_x0000_s1026" fillcolor="#a7bfde [1620]" strokecolor="#4579b8 [3044]" w14:anchorId="1051AFC8" o:gfxdata="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">
+          <mc:Fallback>
+            <w:pict w14:anchorId="267E05B5">
+              <v:rect id="Rectángulo 31" style="position:absolute;margin-left:0;margin-top:8.95pt;width:482.25pt;height:151.85pt;z-index:251666432;visibility:visible;mso-wrap-style:square;mso-height-percent:0;mso-wrap-distance-left:9pt;mso-wrap-distance-top:0;mso-wrap-distance-right:9pt;mso-wrap-distance-bottom:0;mso-position-horizontal:center;mso-position-horizontal-relative:margin;mso-position-vertical:absolute;mso-position-vertical-relative:text;mso-height-percent:0;mso-height-relative:margin;v-text-anchor:middle" o:spid="_x0000_s1026" fillcolor="#a7bfde [1620]" strokecolor="#4579b8 [3044]" w14:anchorId="1051AFC8" o:gfxdata="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">
                 <v:fill type="gradient" color2="#e4ecf5 [500]" colors="0 #a3c4ff;22938f #bfd5ff;1 #e5eeff" angle="180" focus="100%" rotate="t"/>
                 <v:shadow on="t" color="black" opacity="24903f" offset="0,.55556mm" origin=",.5"/>
                 <v:textbox>
@@ -3862,7 +3855,7 @@
                         </w:numPr>
                         <w:jc w:val="center"/>
                       </w:pPr>
-                      <w:hyperlink xmlns:r="http://schemas.openxmlformats.org/officeDocument/2006/relationships" w:history="1" r:id="rId19">
+                      <w:hyperlink w:history="1" r:id="rId19">
                         <w:r>
                           <w:rPr>
                             <w:rStyle w:val="Hipervnculo"/>
@@ -3885,7 +3878,7 @@
                         </w:numPr>
                         <w:jc w:val="center"/>
                       </w:pPr>
-                      <w:hyperlink xmlns:r="http://schemas.openxmlformats.org/officeDocument/2006/relationships" w:history="1" r:id="rId20">
+                      <w:hyperlink w:history="1" r:id="rId20">
                         <w:r>
                           <w:rPr>
                             <w:rStyle w:val="Hipervnculo"/>
@@ -3906,12 +3899,66 @@
                     </w:p>
                   </w:txbxContent>
                 </v:textbox>
-                <w10:wrap xmlns:w10="urn:schemas-microsoft-com:office:word" anchorx="margin"/>
+                <w10:wrap anchorx="margin"/>
               </v:rect>
             </w:pict>
           </mc:Fallback>
         </mc:AlternateContent>
       </w:r>
+    </w:p>
+    <w:p>
+      <w:pPr>
+        <w:spacing w:line="360" w:lineRule="auto"/>
+        <w:rPr>
+          <w:sz w:val="20"/>
+          <w:szCs w:val="20"/>
+        </w:rPr>
+      </w:pPr>
+    </w:p>
+    <w:p>
+      <w:pPr>
+        <w:spacing w:line="360" w:lineRule="auto"/>
+        <w:rPr>
+          <w:sz w:val="20"/>
+          <w:szCs w:val="20"/>
+        </w:rPr>
+      </w:pPr>
+    </w:p>
+    <w:p>
+      <w:pPr>
+        <w:spacing w:line="360" w:lineRule="auto"/>
+        <w:rPr>
+          <w:sz w:val="20"/>
+          <w:szCs w:val="20"/>
+        </w:rPr>
+      </w:pPr>
+    </w:p>
+    <w:p>
+      <w:pPr>
+        <w:spacing w:line="360" w:lineRule="auto"/>
+        <w:rPr>
+          <w:sz w:val="20"/>
+          <w:szCs w:val="20"/>
+        </w:rPr>
+      </w:pPr>
+    </w:p>
+    <w:p>
+      <w:pPr>
+        <w:spacing w:line="360" w:lineRule="auto"/>
+        <w:rPr>
+          <w:sz w:val="20"/>
+          <w:szCs w:val="20"/>
+        </w:rPr>
+      </w:pPr>
+    </w:p>
+    <w:p>
+      <w:pPr>
+        <w:spacing w:line="360" w:lineRule="auto"/>
+        <w:rPr>
+          <w:sz w:val="20"/>
+          <w:szCs w:val="20"/>
+        </w:rPr>
+      </w:pPr>
     </w:p>
     <w:p>
       <w:pPr>
@@ -3960,21 +4007,12 @@
         <w:spacing w:line="360" w:lineRule="auto"/>
         <w:jc w:val="both"/>
         <w:rPr>
-          <w:bCs/>
+          <w:b/>
           <w:color w:val="000000"/>
           <w:sz w:val="20"/>
           <w:szCs w:val="20"/>
         </w:rPr>
       </w:pPr>
-      <w:r>
-        <w:rPr>
-          <w:bCs/>
-          <w:color w:val="000000"/>
-          <w:sz w:val="20"/>
-          <w:szCs w:val="20"/>
-        </w:rPr>
-        <w:t>Entre 2017 y 2022, la intención emprendedora en Colombia entre adultos de 18 a 64 años cayó del 57 % al 21,2 %, evidenciando una disminución sostenida. Esta tendencia refleja un menor interés por emprender, posiblemente asociado a factores como la incertidumbre económica, el acceso limitado a financiamiento, las brechas en educación emprendedora y las condiciones desfavorables del mercado.</w:t>
-      </w:r>
     </w:p>
     <w:p>
       <w:pPr>
@@ -3995,6 +4033,15 @@
           <w:szCs w:val="20"/>
         </w:rPr>
       </w:pPr>
+      <w:r>
+        <w:rPr>
+          <w:bCs/>
+          <w:color w:val="000000"/>
+          <w:sz w:val="20"/>
+          <w:szCs w:val="20"/>
+        </w:rPr>
+        <w:t>Entre 2017 y 2022, la intención emprendedora en Colombia entre adultos de 18 a 64 años cayó del 57 % al 21,2 %, evidenciando una disminución sostenida. Esta tendencia refleja un menor interés por emprender, posiblemente asociado a factores como la incertidumbre económica, el acceso limitado a financiamiento, las brechas en educación emprendedora y las condiciones desfavorables del mercado.</w:t>
+      </w:r>
     </w:p>
     <w:p>
       <w:pPr>
@@ -4015,15 +4062,6 @@
           <w:szCs w:val="20"/>
         </w:rPr>
       </w:pPr>
-      <w:r>
-        <w:rPr>
-          <w:bCs/>
-          <w:color w:val="000000"/>
-          <w:sz w:val="20"/>
-          <w:szCs w:val="20"/>
-        </w:rPr>
-        <w:t>Sin embargo, según el informe GEM Colombia 2023-2024, la intención emprendedora entre adultos colombianos mostró una recuperación notable a partir del año 2022, alcanzando un 28 %. Aunque en 2023 se evidenció nuevamente un descenso, esta vez más moderado, situándose en un 23,5 %, esta tendencia señala una dinámica marcada por altibajos en la actividad emprendedora, con fluctuaciones que presentan desafíos y oportunidades para el análisis y la comprensión de los factores que influyen en el comportamiento emprendedor a lo largo del tiempo.</w:t>
-      </w:r>
     </w:p>
     <w:p>
       <w:pPr>
@@ -4051,69 +4089,7 @@
           <w:sz w:val="20"/>
           <w:szCs w:val="20"/>
         </w:rPr>
-        <w:t xml:space="preserve">A nivel regional, según el Índice de Contexto Empresarial (NECI) del Global </w:t>
-      </w:r>
-      <w:proofErr w:type="spellStart"/>
-      <w:r>
-        <w:rPr>
-          <w:bCs/>
-          <w:i/>
-          <w:iCs/>
-          <w:color w:val="000000"/>
-          <w:sz w:val="20"/>
-          <w:szCs w:val="20"/>
-          <w:highlight w:val="cyan"/>
-        </w:rPr>
-        <w:t>Entrepreneurship</w:t>
-      </w:r>
-      <w:proofErr w:type="spellEnd"/>
-      <w:r>
-        <w:rPr>
-          <w:bCs/>
-          <w:i/>
-          <w:iCs/>
-          <w:color w:val="000000"/>
-          <w:sz w:val="20"/>
-          <w:szCs w:val="20"/>
-          <w:highlight w:val="cyan"/>
-        </w:rPr>
-        <w:t xml:space="preserve"> Monitor</w:t>
-      </w:r>
-      <w:r>
-        <w:rPr>
-          <w:bCs/>
-          <w:color w:val="000000"/>
-          <w:sz w:val="20"/>
-          <w:szCs w:val="20"/>
-        </w:rPr>
-        <w:t xml:space="preserve"> (GEM, 2019), Colombia ocupa el séptimo lugar entre los países de América del Norte, Centroamérica y Suramérica en términos de favorabilidad para la creación de empresas</w:t>
-      </w:r>
-      <w:r>
-        <w:rPr>
-          <w:bCs/>
-          <w:color w:val="000000"/>
-          <w:sz w:val="20"/>
-          <w:szCs w:val="20"/>
-        </w:rPr>
-        <w:t>,</w:t>
-      </w:r>
-      <w:r>
-        <w:rPr>
-          <w:bCs/>
-          <w:color w:val="000000"/>
-          <w:sz w:val="20"/>
-          <w:szCs w:val="20"/>
-        </w:rPr>
-        <w:t xml:space="preserve"> </w:t>
-      </w:r>
-      <w:r>
-        <w:rPr>
-          <w:bCs/>
-          <w:color w:val="000000"/>
-          <w:sz w:val="20"/>
-          <w:szCs w:val="20"/>
-        </w:rPr>
-        <w:t>de acuerdo con una escala donde puntuaciones cercanas a cero reflejan entornos poco propicios y valores cercanos a diez indican condiciones altamente favorables para el emprendimiento.</w:t>
+        <w:t>Sin embargo, según el informe GEM Colombia 2023-2024, la intención emprendedora entre adultos colombianos mostró una recuperación notable a partir del año 2022, alcanzando un 28 %. Aunque en 2023 se evidenció nuevamente un descenso, esta vez más moderado, situándose en un 23,5 %, esta tendencia señala una dinámica marcada por altibajos en la actividad emprendedora, con fluctuaciones que presentan desafíos y oportunidades para el análisis y la comprensión de los factores que influyen en el comportamiento emprendedor a lo largo del tiempo.</w:t>
       </w:r>
     </w:p>
     <w:p>
@@ -4135,6 +4111,97 @@
           <w:szCs w:val="20"/>
         </w:rPr>
       </w:pPr>
+      <w:commentRangeStart w:id="6"/>
+      <w:r>
+        <w:rPr>
+          <w:bCs/>
+          <w:color w:val="000000"/>
+          <w:sz w:val="20"/>
+          <w:szCs w:val="20"/>
+        </w:rPr>
+        <w:t xml:space="preserve">A nivel regional, según el </w:t>
+      </w:r>
+      <w:r>
+        <w:rPr>
+          <w:bCs/>
+          <w:color w:val="000000"/>
+          <w:sz w:val="20"/>
+          <w:szCs w:val="20"/>
+        </w:rPr>
+        <w:t xml:space="preserve">Índice del Contexto Empresarial del Global </w:t>
+      </w:r>
+      <w:proofErr w:type="spellStart"/>
+      <w:r>
+        <w:rPr>
+          <w:bCs/>
+          <w:color w:val="000000"/>
+          <w:sz w:val="20"/>
+          <w:szCs w:val="20"/>
+        </w:rPr>
+        <w:t>Entrepreneurship</w:t>
+      </w:r>
+      <w:proofErr w:type="spellEnd"/>
+      <w:r>
+        <w:rPr>
+          <w:bCs/>
+          <w:color w:val="000000"/>
+          <w:sz w:val="20"/>
+          <w:szCs w:val="20"/>
+        </w:rPr>
+        <w:t xml:space="preserve"> Monitor (NECI) 2023</w:t>
+      </w:r>
+      <w:r>
+        <w:rPr>
+          <w:bCs/>
+          <w:color w:val="000000"/>
+          <w:sz w:val="20"/>
+          <w:szCs w:val="20"/>
+        </w:rPr>
+        <w:t xml:space="preserve">), </w:t>
+      </w:r>
+      <w:commentRangeEnd w:id="6"/>
+      <w:r>
+        <w:rPr>
+          <w:rStyle w:val="Refdecomentario"/>
+        </w:rPr>
+        <w:commentReference w:id="6"/>
+      </w:r>
+      <w:r>
+        <w:rPr>
+          <w:bCs/>
+          <w:color w:val="000000"/>
+          <w:sz w:val="20"/>
+          <w:szCs w:val="20"/>
+        </w:rPr>
+        <w:t>Colombia ocupa el séptimo lugar entre los países de América del Norte, Centroamérica y Suramérica en términos de favorabilidad para la creación de empresas</w:t>
+      </w:r>
+      <w:r>
+        <w:rPr>
+          <w:bCs/>
+          <w:color w:val="000000"/>
+          <w:sz w:val="20"/>
+          <w:szCs w:val="20"/>
+        </w:rPr>
+        <w:t>,</w:t>
+      </w:r>
+      <w:r>
+        <w:rPr>
+          <w:bCs/>
+          <w:color w:val="000000"/>
+          <w:sz w:val="20"/>
+          <w:szCs w:val="20"/>
+        </w:rPr>
+        <w:t xml:space="preserve"> </w:t>
+      </w:r>
+      <w:r>
+        <w:rPr>
+          <w:bCs/>
+          <w:color w:val="000000"/>
+          <w:sz w:val="20"/>
+          <w:szCs w:val="20"/>
+        </w:rPr>
+        <w:t>de acuerdo con una escala donde puntuaciones cercanas a cero reflejan entornos poco propicios y valores cercanos a diez indican condiciones altamente favorables para el emprendimiento.</w:t>
+      </w:r>
     </w:p>
     <w:p>
       <w:pPr>
@@ -4167,14 +4234,47 @@
           <w:between w:val="nil"/>
         </w:pBdr>
         <w:spacing w:line="360" w:lineRule="auto"/>
+        <w:ind w:firstLine="720"/>
         <w:jc w:val="both"/>
         <w:rPr>
-          <w:bCs/>
+          <w:b/>
+          <w:i/>
+          <w:iCs/>
           <w:color w:val="000000"/>
           <w:sz w:val="20"/>
           <w:szCs w:val="20"/>
         </w:rPr>
       </w:pPr>
+      <w:r>
+        <w:rPr>
+          <w:b/>
+          <w:i/>
+          <w:iCs/>
+          <w:color w:val="000000"/>
+          <w:sz w:val="20"/>
+          <w:szCs w:val="20"/>
+        </w:rPr>
+        <w:t xml:space="preserve">Figura 1. Informe GEM </w:t>
+      </w:r>
+      <w:commentRangeStart w:id="7"/>
+      <w:r>
+        <w:rPr>
+          <w:b/>
+          <w:i/>
+          <w:iCs/>
+          <w:color w:val="000000"/>
+          <w:sz w:val="20"/>
+          <w:szCs w:val="20"/>
+        </w:rPr>
+        <w:t>Colombia</w:t>
+      </w:r>
+      <w:commentRangeEnd w:id="7"/>
+      <w:r>
+        <w:rPr>
+          <w:rStyle w:val="Refdecomentario"/>
+        </w:rPr>
+        <w:commentReference w:id="7"/>
+      </w:r>
     </w:p>
     <w:p>
       <w:pPr>
@@ -4195,99 +4295,6 @@
           <w:szCs w:val="20"/>
         </w:rPr>
       </w:pPr>
-    </w:p>
-    <w:p>
-      <w:pPr>
-        <w:pStyle w:val="Normal0"/>
-        <w:pBdr>
-          <w:top w:val="nil"/>
-          <w:left w:val="nil"/>
-          <w:bottom w:val="nil"/>
-          <w:right w:val="nil"/>
-          <w:between w:val="nil"/>
-        </w:pBdr>
-        <w:spacing w:line="360" w:lineRule="auto"/>
-        <w:jc w:val="both"/>
-        <w:rPr>
-          <w:bCs/>
-          <w:color w:val="000000"/>
-          <w:sz w:val="20"/>
-          <w:szCs w:val="20"/>
-        </w:rPr>
-      </w:pPr>
-    </w:p>
-    <w:p>
-      <w:pPr>
-        <w:pStyle w:val="Normal0"/>
-        <w:pBdr>
-          <w:top w:val="nil"/>
-          <w:left w:val="nil"/>
-          <w:bottom w:val="nil"/>
-          <w:right w:val="nil"/>
-          <w:between w:val="nil"/>
-        </w:pBdr>
-        <w:spacing w:line="360" w:lineRule="auto"/>
-        <w:ind w:firstLine="720"/>
-        <w:jc w:val="both"/>
-        <w:rPr>
-          <w:b/>
-          <w:i/>
-          <w:iCs/>
-          <w:color w:val="000000"/>
-          <w:sz w:val="20"/>
-          <w:szCs w:val="20"/>
-        </w:rPr>
-      </w:pPr>
-      <w:r>
-        <w:rPr>
-          <w:b/>
-          <w:i/>
-          <w:iCs/>
-          <w:color w:val="000000"/>
-          <w:sz w:val="20"/>
-          <w:szCs w:val="20"/>
-        </w:rPr>
-        <w:t xml:space="preserve">Figura 1. Informe GEM </w:t>
-      </w:r>
-      <w:commentRangeStart w:id="7"/>
-      <w:r>
-        <w:rPr>
-          <w:b/>
-          <w:i/>
-          <w:iCs/>
-          <w:color w:val="000000"/>
-          <w:sz w:val="20"/>
-          <w:szCs w:val="20"/>
-        </w:rPr>
-        <w:t>Colombia</w:t>
-      </w:r>
-      <w:commentRangeEnd w:id="7"/>
-      <w:r>
-        <w:rPr>
-          <w:rStyle w:val="Refdecomentario"/>
-        </w:rPr>
-        <w:commentReference w:id="7"/>
-      </w:r>
-    </w:p>
-    <w:p>
-      <w:pPr>
-        <w:pStyle w:val="Normal0"/>
-        <w:pBdr>
-          <w:top w:val="nil"/>
-          <w:left w:val="nil"/>
-          <w:bottom w:val="nil"/>
-          <w:right w:val="nil"/>
-          <w:between w:val="nil"/>
-        </w:pBdr>
-        <w:spacing w:line="360" w:lineRule="auto"/>
-        <w:jc w:val="both"/>
-        <w:rPr>
-          <w:bCs/>
-          <w:color w:val="000000"/>
-          <w:sz w:val="20"/>
-          <w:szCs w:val="20"/>
-        </w:rPr>
-      </w:pPr>
       <w:r>
         <w:rPr>
           <w:bCs/>
@@ -4297,9 +4304,9 @@
           <w:szCs w:val="20"/>
         </w:rPr>
         <w:drawing>
-          <wp:inline distT="0" distB="0" distL="0" distR="0" wp14:anchorId="6F293651" wp14:editId="14D36BED">
-            <wp:extent cx="3657600" cy="3273221"/>
-            <wp:effectExtent l="0" t="0" r="0" b="3810"/>
+          <wp:inline distT="0" distB="0" distL="0" distR="0" wp14:anchorId="6F293651" wp14:editId="7A04868E">
+            <wp:extent cx="3218688" cy="2880435"/>
+            <wp:effectExtent l="0" t="0" r="1270" b="0"/>
             <wp:docPr id="337823090" name="Imagen 1" descr="Mapa&#10;&#10;El contenido generado por IA puede ser incorrecto."/>
             <wp:cNvGraphicFramePr>
               <a:graphicFrameLocks xmlns:a="http://schemas.openxmlformats.org/drawingml/2006/main" noChangeAspect="1"/>
@@ -4320,7 +4327,7 @@
                   <pic:spPr>
                     <a:xfrm>
                       <a:off x="0" y="0"/>
-                      <a:ext cx="3705864" cy="3316413"/>
+                      <a:ext cx="3273051" cy="2929085"/>
                     </a:xfrm>
                     <a:prstGeom prst="rect">
                       <a:avLst/>
@@ -4699,6 +4706,7 @@
           <w:szCs w:val="20"/>
         </w:rPr>
       </w:pPr>
+      <w:commentRangeStart w:id="9"/>
       <w:r>
         <w:rPr>
           <w:b/>
@@ -4736,8 +4744,6 @@
       <w:r>
         <w:rPr>
           <w:bCs/>
-          <w:i/>
-          <w:iCs/>
           <w:sz w:val="20"/>
           <w:szCs w:val="20"/>
           <w:highlight w:val="cyan"/>
@@ -4748,8 +4754,6 @@
       <w:r>
         <w:rPr>
           <w:bCs/>
-          <w:i/>
-          <w:iCs/>
           <w:sz w:val="20"/>
           <w:szCs w:val="20"/>
           <w:highlight w:val="cyan"/>
@@ -4762,7 +4766,30 @@
           <w:sz w:val="20"/>
           <w:szCs w:val="20"/>
         </w:rPr>
-        <w:t xml:space="preserve"> (GEM) Colombia 2019, los principales factores que obstaculizan la actividad empresarial en el país son: </w:t>
+        <w:t xml:space="preserve"> (GEM) Colombia 20</w:t>
+      </w:r>
+      <w:r>
+        <w:rPr>
+          <w:bCs/>
+          <w:sz w:val="20"/>
+          <w:szCs w:val="20"/>
+        </w:rPr>
+        <w:t>23</w:t>
+      </w:r>
+      <w:commentRangeEnd w:id="9"/>
+      <w:r>
+        <w:rPr>
+          <w:rStyle w:val="Refdecomentario"/>
+        </w:rPr>
+        <w:commentReference w:id="9"/>
+      </w:r>
+      <w:r>
+        <w:rPr>
+          <w:bCs/>
+          <w:sz w:val="20"/>
+          <w:szCs w:val="20"/>
+        </w:rPr>
+        <w:t xml:space="preserve">, los principales factores que obstaculizan la actividad empresarial en el país son: </w:t>
       </w:r>
     </w:p>
     <w:p>
@@ -5427,27 +5454,20 @@
           <w:szCs w:val="20"/>
         </w:rPr>
       </w:pPr>
-      <w:commentRangeStart w:id="9"/>
-      <w:r>
-        <w:rPr>
-          <w:sz w:val="20"/>
-          <w:szCs w:val="20"/>
-        </w:rPr>
-        <w:t xml:space="preserve">Desde la perspectiva de la administración, el emprendedor es quien identifica una necesidad, crea una solución innovadora y la transforma en una oportunidad de negocio. En </w:t>
-      </w:r>
-      <w:r>
-        <w:rPr>
-          <w:sz w:val="20"/>
-          <w:szCs w:val="20"/>
-        </w:rPr>
-        <w:t>este proceso, no solo busca beneficios económicos, sino también enfrenta retos y asume riesgos, elementos esenciales para lograr los objetivos que se propone.</w:t>
-      </w:r>
-      <w:commentRangeEnd w:id="9"/>
+      <w:commentRangeStart w:id="10"/>
+      <w:r>
+        <w:rPr>
+          <w:sz w:val="20"/>
+          <w:szCs w:val="20"/>
+        </w:rPr>
+        <w:t>Desde la perspectiva de la administración, el emprendedor es quien identifica una necesidad, crea una solución innovadora y la transforma en una oportunidad de negocio. En este proceso, no solo busca beneficios económicos, sino también enfrenta retos y asume riesgos, elementos esenciales para lograr los objetivos que se propone.</w:t>
+      </w:r>
+      <w:commentRangeEnd w:id="10"/>
       <w:r>
         <w:rPr>
           <w:rStyle w:val="Refdecomentario"/>
         </w:rPr>
-        <w:commentReference w:id="9"/>
+        <w:commentReference w:id="10"/>
       </w:r>
     </w:p>
     <w:p>
@@ -5474,15 +5494,6 @@
         </w:rPr>
         <w:t>Ser emprendedor implica cultivar habilidades como la resiliencia, la confianza en sí mismo, la capacidad de fijarse metas ambiciosas y el liderazgo positivo. Además, los emprendedores sienten un fuerte impulso de autorrealización y tienen la habilidad de evaluar constantemente su progreso, aprender de sus errores y adaptarse al cambio.</w:t>
       </w:r>
-    </w:p>
-    <w:p>
-      <w:pPr>
-        <w:spacing w:line="360" w:lineRule="auto"/>
-        <w:rPr>
-          <w:sz w:val="20"/>
-          <w:szCs w:val="20"/>
-        </w:rPr>
-      </w:pPr>
     </w:p>
     <w:p>
       <w:pPr>
@@ -5619,7 +5630,7 @@
             </w:drawing>
           </mc:Choice>
           <mc:Fallback>
-            <w:pict w14:anchorId="6ACE79EF">
+            <w:pict w14:anchorId="128AAA14">
               <v:rect id="Rectángulo 29" style="position:absolute;margin-left:0;margin-top:6.2pt;width:504.25pt;height:107.7pt;z-index:251663360;visibility:visible;mso-wrap-style:square;mso-height-percent:0;mso-wrap-distance-left:9pt;mso-wrap-distance-top:0;mso-wrap-distance-right:9pt;mso-wrap-distance-bottom:0;mso-position-horizontal:center;mso-position-horizontal-relative:margin;mso-position-vertical:absolute;mso-position-vertical-relative:text;mso-height-percent:0;mso-height-relative:margin;v-text-anchor:middle" o:spid="_x0000_s1027" fillcolor="#a7bfde [1620]" strokecolor="#4579b8 [3044]" w14:anchorId="5125443A" o:gfxdata="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">
                 <v:fill type="gradient" color2="#e4ecf5 [500]" colors="0 #a3c4ff;22938f #bfd5ff;1 #e5eeff" angle="180" focus="100%" rotate="t"/>
                 <v:shadow on="t" color="black" opacity="24903f" offset="0,.55556mm" origin=",.5"/>
@@ -5745,13 +5756,13 @@
           <w:szCs w:val="20"/>
         </w:rPr>
       </w:pPr>
-      <w:commentRangeStart w:id="10"/>
-      <w:commentRangeEnd w:id="10"/>
+      <w:commentRangeStart w:id="11"/>
+      <w:commentRangeEnd w:id="11"/>
       <w:r>
         <w:rPr>
           <w:rStyle w:val="Refdecomentario"/>
         </w:rPr>
-        <w:commentReference w:id="10"/>
+        <w:commentReference w:id="11"/>
       </w:r>
     </w:p>
     <w:p>
@@ -6540,7 +6551,7 @@
             </w:drawing>
           </mc:Choice>
           <mc:Fallback>
-            <w:pict w14:anchorId="41A91A9D">
+            <w:pict w14:anchorId="0F554A8F">
               <v:rect id="Rectángulo 1" style="position:absolute;margin-left:161.55pt;margin-top:1.65pt;width:335.25pt;height:129pt;z-index:251659264;visibility:visible;mso-wrap-style:square;mso-height-percent:0;mso-wrap-distance-left:9pt;mso-wrap-distance-top:0;mso-wrap-distance-right:9pt;mso-wrap-distance-bottom:0;mso-position-horizontal:absolute;mso-position-horizontal-relative:text;mso-position-vertical:absolute;mso-position-vertical-relative:text;mso-height-percent:0;mso-height-relative:margin;v-text-anchor:middle" o:spid="_x0000_s1028" fillcolor="#4f81bd [3204]" strokecolor="#4579b8 [3044]" w14:anchorId="1508F429" o:gfxdata="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">
                 <v:fill type="gradient" color2="#a7bfde [1620]" angle="180" focus="100%" rotate="t">
                   <o:fill v:ext="view" type="gradientUnscaled"/>
@@ -6640,7 +6651,7 @@
         </w:rPr>
         <w:t xml:space="preserve">Un perfil en </w:t>
       </w:r>
-      <w:commentRangeStart w:id="11"/>
+      <w:commentRangeStart w:id="12"/>
       <w:r>
         <w:rPr>
           <w:b/>
@@ -6650,14 +6661,14 @@
         </w:rPr>
         <w:t>constante</w:t>
       </w:r>
-      <w:commentRangeEnd w:id="11"/>
+      <w:commentRangeEnd w:id="12"/>
       <w:r>
         <w:rPr>
           <w:rStyle w:val="Refdecomentario"/>
           <w:b/>
           <w:bCs/>
         </w:rPr>
-        <w:commentReference w:id="11"/>
+        <w:commentReference w:id="12"/>
       </w:r>
       <w:r>
         <w:rPr>
@@ -6844,36 +6855,6 @@
         <w:t xml:space="preserve"> los principales tipos de motivaciones para emprender, destacando sus características, orígenes y aportes al desarrollo individual y colectivo.  </w:t>
       </w:r>
     </w:p>
-    <w:p w14:noSpellErr="1">
-      <w:pPr>
-        <w:pStyle w:val="Normal"/>
-        <w:spacing w:line="360" w:lineRule="auto"/>
-        <w:rPr>
-          <w:sz w:val="20"/>
-          <w:szCs w:val="20"/>
-        </w:rPr>
-      </w:pPr>
-    </w:p>
-    <w:p>
-      <w:pPr>
-        <w:pStyle w:val="Normal"/>
-        <w:spacing w:line="360" w:lineRule="auto"/>
-        <w:rPr>
-          <w:sz w:val="20"/>
-          <w:szCs w:val="20"/>
-        </w:rPr>
-      </w:pPr>
-    </w:p>
-    <w:p>
-      <w:pPr>
-        <w:pStyle w:val="Normal"/>
-        <w:spacing w:line="360" w:lineRule="auto"/>
-        <w:rPr>
-          <w:sz w:val="20"/>
-          <w:szCs w:val="20"/>
-        </w:rPr>
-      </w:pPr>
-    </w:p>
     <w:p>
       <w:pPr>
         <w:spacing w:line="360" w:lineRule="auto"/>
@@ -6885,18 +6866,28 @@
       <w:r>
         <w:rPr>
           <w:noProof/>
-        </w:rPr>
-        <mc:AlternateContent xmlns:mc="http://schemas.openxmlformats.org/markup-compatibility/2006">
-          <mc:Choice xmlns:mc="http://schemas.openxmlformats.org/markup-compatibility/2006" Requires="wps">
-            <w:drawing xmlns:w="http://schemas.openxmlformats.org/wordprocessingml/2006/main">
-              <wp:inline xmlns:wp14="http://schemas.microsoft.com/office/word/2010/wordprocessingDrawing" xmlns:wp="http://schemas.openxmlformats.org/drawingml/2006/wordprocessingDrawing" distT="0" distB="0" distL="114300" distR="114300" wp14:anchorId="6CB8CFA3" wp14:editId="7E890F92">
-                <wp:extent xmlns:wp="http://schemas.openxmlformats.org/drawingml/2006/wordprocessingDrawing" cx="5886450" cy="1638300"/>
-                <wp:effectExtent xmlns:wp="http://schemas.openxmlformats.org/drawingml/2006/wordprocessingDrawing" l="57150" t="38100" r="76200" b="95250"/>
-                <wp:docPr xmlns:wp="http://schemas.openxmlformats.org/drawingml/2006/wordprocessingDrawing" id="163216380" name="Rectángulo 2"/>
-                <wp:cNvGraphicFramePr xmlns:wp="http://schemas.openxmlformats.org/drawingml/2006/wordprocessingDrawing"/>
+          <w:sz w:val="20"/>
+          <w:szCs w:val="20"/>
+        </w:rPr>
+        <mc:AlternateContent>
+          <mc:Choice Requires="wps">
+            <w:drawing>
+              <wp:anchor distT="0" distB="0" distL="114300" distR="114300" simplePos="0" relativeHeight="251660288" behindDoc="0" locked="0" layoutInCell="1" allowOverlap="1" wp14:anchorId="002DF9E4" wp14:editId="25B1295C">
+                <wp:simplePos x="0" y="0"/>
+                <wp:positionH relativeFrom="column">
+                  <wp:posOffset>70485</wp:posOffset>
+                </wp:positionH>
+                <wp:positionV relativeFrom="paragraph">
+                  <wp:posOffset>81280</wp:posOffset>
+                </wp:positionV>
+                <wp:extent cx="5886450" cy="1638300"/>
+                <wp:effectExtent l="57150" t="38100" r="76200" b="95250"/>
+                <wp:wrapNone/>
+                <wp:docPr id="101991799" name="Rectángulo 2"/>
+                <wp:cNvGraphicFramePr/>
                 <a:graphic xmlns:a="http://schemas.openxmlformats.org/drawingml/2006/main">
                   <a:graphicData uri="http://schemas.microsoft.com/office/word/2010/wordprocessingShape">
-                    <wps:wsp xmlns:wps="http://schemas.microsoft.com/office/word/2010/wordprocessingShape">
+                    <wps:wsp>
                       <wps:cNvSpPr/>
                       <wps:spPr>
                         <a:xfrm>
@@ -6922,8 +6913,8 @@
                         </a:fontRef>
                       </wps:style>
                       <wps:txbx>
-                        <w:txbxContent xmlns:w="http://schemas.openxmlformats.org/wordprocessingml/2006/main">
-                          <w:p xmlns:w14="http://schemas.microsoft.com/office/word/2010/wordml">
+                        <w:txbxContent>
+                          <w:p>
                             <w:pPr>
                               <w:jc w:val="center"/>
                               <w:rPr>
@@ -6939,12 +6930,12 @@
                               <w:t>Llamado a la Acción</w:t>
                             </w:r>
                           </w:p>
-                          <w:p xmlns:w14="http://schemas.microsoft.com/office/word/2010/wordml">
+                          <w:p>
                             <w:pPr>
                               <w:jc w:val="center"/>
                             </w:pPr>
                           </w:p>
-                          <w:p xmlns:w14="http://schemas.microsoft.com/office/word/2010/wordml">
+                          <w:p>
                             <w:pPr>
                               <w:jc w:val="center"/>
                               <w:rPr>
@@ -6994,7 +6985,7 @@
                               <w:t xml:space="preserve"> a continuación:</w:t>
                             </w:r>
                           </w:p>
-                          <w:p xmlns:w14="http://schemas.microsoft.com/office/word/2010/wordml">
+                          <w:p>
                             <w:pPr>
                               <w:pStyle w:val="Prrafodelista"/>
                               <w:numPr>
@@ -7026,12 +7017,18 @@
                     </wps:wsp>
                   </a:graphicData>
                 </a:graphic>
-              </wp:inline>
+                <wp14:sizeRelH relativeFrom="margin">
+                  <wp14:pctWidth>0</wp14:pctWidth>
+                </wp14:sizeRelH>
+                <wp14:sizeRelV relativeFrom="margin">
+                  <wp14:pctHeight>0</wp14:pctHeight>
+                </wp14:sizeRelV>
+              </wp:anchor>
             </w:drawing>
           </mc:Choice>
-          <mc:Fallback xmlns:mc="http://schemas.openxmlformats.org/markup-compatibility/2006">
-            <w:pict xmlns:w14="http://schemas.microsoft.com/office/word/2010/wordml" xmlns:w="http://schemas.openxmlformats.org/wordprocessingml/2006/main" w14:anchorId="3E4DA09D">
-              <v:rect xmlns:o="urn:schemas-microsoft-com:office:office" xmlns:v="urn:schemas-microsoft-com:vml" id="Rectángulo 2" style="position:absolute;margin-left:5.55pt;margin-top:6.4pt;width:463.5pt;height:129pt;z-index:251660288;visibility:visible;mso-wrap-style:square;mso-width-percent:0;mso-height-percent:0;mso-wrap-distance-left:9pt;mso-wrap-distance-top:0;mso-wrap-distance-right:9pt;mso-wrap-distance-bottom:0;mso-position-horizontal:absolute;mso-position-horizontal-relative:text;mso-position-vertical:absolute;mso-position-vertical-relative:text;mso-width-percent:0;mso-height-percent:0;mso-width-relative:margin;mso-height-relative:margin;v-text-anchor:middle" o:spid="_x0000_s1029" fillcolor="#a7bfde [1620]" strokecolor="#4579b8 [3044]" w14:anchorId="002DF9E4" o:gfxdata="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">
+          <mc:Fallback>
+            <w:pict w14:anchorId="434C76D3">
+              <v:rect id="Rectángulo 2" style="position:absolute;margin-left:5.55pt;margin-top:6.4pt;width:463.5pt;height:129pt;z-index:251660288;visibility:visible;mso-wrap-style:square;mso-width-percent:0;mso-height-percent:0;mso-wrap-distance-left:9pt;mso-wrap-distance-top:0;mso-wrap-distance-right:9pt;mso-wrap-distance-bottom:0;mso-position-horizontal:absolute;mso-position-horizontal-relative:text;mso-position-vertical:absolute;mso-position-vertical-relative:text;mso-width-percent:0;mso-height-percent:0;mso-width-relative:margin;mso-height-relative:margin;v-text-anchor:middle" o:spid="_x0000_s1029" fillcolor="#a7bfde [1620]" strokecolor="#4579b8 [3044]" w14:anchorId="002DF9E4" o:gfxdata="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">
                 <v:fill type="gradient" color2="#e4ecf5 [500]" colors="0 #a3c4ff;22938f #bfd5ff;1 #e5eeff" angle="180" focus="100%" rotate="t"/>
                 <v:shadow on="t" color="black" opacity="24903f" offset="0,.55556mm" origin=",.5"/>
                 <v:textbox>
@@ -7138,51 +7135,56 @@
     </w:p>
     <w:p>
       <w:pPr>
-        <w:pStyle w:val="Normal"/>
-        <w:spacing w:line="360" w:lineRule="auto"/>
-        <w:rPr>
-          <w:sz w:val="20"/>
-          <w:szCs w:val="20"/>
-        </w:rPr>
-      </w:pPr>
-    </w:p>
-    <w:p>
-      <w:pPr>
-        <w:pStyle w:val="Normal"/>
-        <w:spacing w:line="360" w:lineRule="auto"/>
-        <w:rPr>
-          <w:sz w:val="20"/>
-          <w:szCs w:val="20"/>
-        </w:rPr>
-      </w:pPr>
-    </w:p>
-    <w:p>
-      <w:pPr>
-        <w:pStyle w:val="Normal"/>
-        <w:spacing w:line="360" w:lineRule="auto"/>
-        <w:rPr>
-          <w:sz w:val="20"/>
-          <w:szCs w:val="20"/>
-        </w:rPr>
-      </w:pPr>
-    </w:p>
-    <w:p w14:noSpellErr="1">
-      <w:pPr>
-        <w:pStyle w:val="Normal"/>
-        <w:spacing w:line="360" w:lineRule="auto"/>
-        <w:rPr>
-          <w:sz w:val="20"/>
-          <w:szCs w:val="20"/>
-        </w:rPr>
-      </w:pPr>
-      <w:commentRangeStart w:id="12"/>
-      <w:commentRangeEnd w:id="12"/>
-      <w:r>
-        <w:rPr>
-          <w:rStyle w:val="CommentReference"/>
-        </w:rPr>
-        <w:commentReference w:id="12"/>
-      </w:r>
+        <w:spacing w:line="360" w:lineRule="auto"/>
+        <w:rPr>
+          <w:sz w:val="20"/>
+          <w:szCs w:val="20"/>
+        </w:rPr>
+      </w:pPr>
+    </w:p>
+    <w:p>
+      <w:pPr>
+        <w:spacing w:line="360" w:lineRule="auto"/>
+        <w:rPr>
+          <w:sz w:val="20"/>
+          <w:szCs w:val="20"/>
+        </w:rPr>
+      </w:pPr>
+    </w:p>
+    <w:p>
+      <w:pPr>
+        <w:spacing w:line="360" w:lineRule="auto"/>
+        <w:rPr>
+          <w:sz w:val="20"/>
+          <w:szCs w:val="20"/>
+        </w:rPr>
+      </w:pPr>
+      <w:commentRangeStart w:id="13"/>
+      <w:commentRangeEnd w:id="13"/>
+      <w:r>
+        <w:rPr>
+          <w:rStyle w:val="Refdecomentario"/>
+        </w:rPr>
+        <w:commentReference w:id="13"/>
+      </w:r>
+    </w:p>
+    <w:p>
+      <w:pPr>
+        <w:spacing w:line="360" w:lineRule="auto"/>
+        <w:rPr>
+          <w:sz w:val="20"/>
+          <w:szCs w:val="20"/>
+        </w:rPr>
+      </w:pPr>
+    </w:p>
+    <w:p>
+      <w:pPr>
+        <w:spacing w:line="360" w:lineRule="auto"/>
+        <w:rPr>
+          <w:sz w:val="20"/>
+          <w:szCs w:val="20"/>
+        </w:rPr>
+      </w:pPr>
     </w:p>
     <w:p>
       <w:pPr>
@@ -7268,7 +7270,7 @@
           <w:szCs w:val="20"/>
         </w:rPr>
       </w:pPr>
-      <w:commentRangeStart w:id="13"/>
+      <w:commentRangeStart w:id="14"/>
       <w:r>
         <w:rPr>
           <w:b/>
@@ -7278,12 +7280,12 @@
         </w:rPr>
         <w:t>Toda persona con visión, esfuerzo y preparación adecuada puede convertirse en emprendedora.</w:t>
       </w:r>
-      <w:commentRangeEnd w:id="13"/>
+      <w:commentRangeEnd w:id="14"/>
       <w:r>
         <w:rPr>
           <w:rStyle w:val="Refdecomentario"/>
         </w:rPr>
-        <w:commentReference w:id="13"/>
+        <w:commentReference w:id="14"/>
       </w:r>
     </w:p>
     <w:p>
@@ -7391,7 +7393,6 @@
           <w:szCs w:val="20"/>
         </w:rPr>
       </w:pPr>
-      <w:commentRangeStart w:id="14"/>
       <w:r>
         <w:rPr>
           <w:b/>
@@ -7420,7 +7421,29 @@
           <w:sz w:val="20"/>
           <w:szCs w:val="20"/>
         </w:rPr>
-        <w:t>on los atributos, recursos, conocimientos y habilidades que el emprendedor posee y que le otorgan una ventaja para alcanzar sus objetivos. Representan los pilares sobre los que puede construir su propuesta de valor.</w:t>
+        <w:t xml:space="preserve">on los atributos, recursos, conocimientos y habilidades que el emprendedor posee y </w:t>
+      </w:r>
+      <w:commentRangeStart w:id="15"/>
+      <w:r>
+        <w:rPr>
+          <w:sz w:val="20"/>
+          <w:szCs w:val="20"/>
+        </w:rPr>
+        <w:t>que</w:t>
+      </w:r>
+      <w:commentRangeEnd w:id="15"/>
+      <w:r>
+        <w:rPr>
+          <w:rStyle w:val="Refdecomentario"/>
+        </w:rPr>
+        <w:commentReference w:id="15"/>
+      </w:r>
+      <w:r>
+        <w:rPr>
+          <w:sz w:val="20"/>
+          <w:szCs w:val="20"/>
+        </w:rPr>
+        <w:t xml:space="preserve"> le otorgan una ventaja para alcanzar sus objetivos. Representan los pilares sobre los que puede construir su propuesta de valor.</w:t>
       </w:r>
     </w:p>
     <w:p>
@@ -7449,6 +7472,56 @@
           <w:sz w:val="20"/>
           <w:szCs w:val="20"/>
         </w:rPr>
+        <w:t>Oportunidades:</w:t>
+      </w:r>
+      <w:r>
+        <w:rPr>
+          <w:sz w:val="20"/>
+          <w:szCs w:val="20"/>
+        </w:rPr>
+        <w:t xml:space="preserve"> </w:t>
+      </w:r>
+      <w:r>
+        <w:rPr>
+          <w:sz w:val="20"/>
+          <w:szCs w:val="20"/>
+        </w:rPr>
+        <w:t>c</w:t>
+      </w:r>
+      <w:r>
+        <w:rPr>
+          <w:sz w:val="20"/>
+          <w:szCs w:val="20"/>
+        </w:rPr>
+        <w:t>orresponden a factores externos positivos —tendencias del mercado, avances tecnológicos, necesidades insatisfechas, apoyos institucionales— que pueden ser aprovechados estratégicamente para fortalecer el proyecto.</w:t>
+      </w:r>
+    </w:p>
+    <w:p>
+      <w:pPr>
+        <w:spacing w:line="360" w:lineRule="auto"/>
+        <w:ind w:left="709"/>
+        <w:rPr>
+          <w:sz w:val="20"/>
+          <w:szCs w:val="20"/>
+        </w:rPr>
+      </w:pPr>
+    </w:p>
+    <w:p>
+      <w:pPr>
+        <w:spacing w:line="360" w:lineRule="auto"/>
+        <w:ind w:left="709"/>
+        <w:rPr>
+          <w:sz w:val="20"/>
+          <w:szCs w:val="20"/>
+        </w:rPr>
+      </w:pPr>
+      <w:r>
+        <w:rPr>
+          <w:b/>
+          <w:bCs/>
+          <w:sz w:val="20"/>
+          <w:szCs w:val="20"/>
+        </w:rPr>
         <w:t>Debilidades</w:t>
       </w:r>
       <w:r>
@@ -7499,7 +7572,7 @@
           <w:sz w:val="20"/>
           <w:szCs w:val="20"/>
         </w:rPr>
-        <w:t>Oportunidades:</w:t>
+        <w:t>Amenazas:</w:t>
       </w:r>
       <w:r>
         <w:rPr>
@@ -7513,14 +7586,14 @@
           <w:sz w:val="20"/>
           <w:szCs w:val="20"/>
         </w:rPr>
-        <w:t>c</w:t>
-      </w:r>
-      <w:r>
-        <w:rPr>
-          <w:sz w:val="20"/>
-          <w:szCs w:val="20"/>
-        </w:rPr>
-        <w:t>orresponden a factores externos positivos —tendencias del mercado, avances tecnológicos, necesidades insatisfechas, apoyos institucionales— que pueden ser aprovechados estratégicamente para fortalecer el proyecto.</w:t>
+        <w:t>s</w:t>
+      </w:r>
+      <w:r>
+        <w:rPr>
+          <w:sz w:val="20"/>
+          <w:szCs w:val="20"/>
+        </w:rPr>
+        <w:t>e refieren a riesgos o desafíos del entorno que podrían poner en peligro el éxito del emprendimiento, como cambios regulatorios, alta competencia o crisis económicas. Anticiparlas permite diseñar estrategias de prevención o adaptación.</w:t>
       </w:r>
     </w:p>
     <w:p>
@@ -7536,7 +7609,6 @@
     <w:p>
       <w:pPr>
         <w:spacing w:line="360" w:lineRule="auto"/>
-        <w:ind w:left="709"/>
         <w:rPr>
           <w:sz w:val="20"/>
           <w:szCs w:val="20"/>
@@ -7549,76 +7621,99 @@
           <w:sz w:val="20"/>
           <w:szCs w:val="20"/>
         </w:rPr>
-        <w:t>Amenazas:</w:t>
-      </w:r>
-      <w:r>
-        <w:rPr>
-          <w:sz w:val="20"/>
-          <w:szCs w:val="20"/>
-        </w:rPr>
-        <w:t xml:space="preserve"> </w:t>
-      </w:r>
-      <w:r>
-        <w:rPr>
-          <w:sz w:val="20"/>
-          <w:szCs w:val="20"/>
-        </w:rPr>
-        <w:t>s</w:t>
-      </w:r>
-      <w:r>
-        <w:rPr>
-          <w:sz w:val="20"/>
-          <w:szCs w:val="20"/>
-        </w:rPr>
-        <w:t>e refieren a riesgos o desafíos del entorno que podrían poner en peligro el éxito del emprendimiento, como cambios regulatorios, alta competencia o crisis económicas. Anticiparlas permite diseñar estrategias de prevención o adaptación.</w:t>
-      </w:r>
-      <w:commentRangeEnd w:id="14"/>
-      <w:r>
-        <w:rPr>
-          <w:rStyle w:val="Refdecomentario"/>
-        </w:rPr>
-        <w:commentReference w:id="14"/>
-      </w:r>
-    </w:p>
-    <w:p>
-      <w:pPr>
-        <w:spacing w:line="360" w:lineRule="auto"/>
-        <w:ind w:left="709"/>
-        <w:rPr>
-          <w:sz w:val="20"/>
-          <w:szCs w:val="20"/>
-        </w:rPr>
-      </w:pPr>
-    </w:p>
-    <w:p>
-      <w:pPr>
-        <w:spacing w:line="360" w:lineRule="auto"/>
-        <w:rPr>
-          <w:sz w:val="20"/>
-          <w:szCs w:val="20"/>
-        </w:rPr>
-      </w:pPr>
-      <w:r>
+        <w:t>El análisis FODA</w:t>
+      </w:r>
+      <w:r>
+        <w:rPr>
+          <w:sz w:val="20"/>
+          <w:szCs w:val="20"/>
+        </w:rPr>
+        <w:t xml:space="preserve"> personal es mucho más que un ejercicio diagnóstico: es una herramienta poderosa de autoconocimiento, planificación y crecimiento. Permite al emprendedor tomar conciencia de su punto de partida, prepararse con mayor solidez y orientar su energía hacia la construcción de un negocio viable, sostenible y alineado con sus capacidades y aspiraciones.</w:t>
+      </w:r>
+    </w:p>
+    <w:p>
+      <w:pPr>
+        <w:spacing w:line="360" w:lineRule="auto"/>
+        <w:rPr>
+          <w:sz w:val="20"/>
+          <w:szCs w:val="20"/>
+        </w:rPr>
+      </w:pPr>
+    </w:p>
+    <w:p>
+      <w:pPr>
+        <w:spacing w:line="360" w:lineRule="auto"/>
+        <w:jc w:val="center"/>
         <w:rPr>
           <w:b/>
           <w:bCs/>
           <w:sz w:val="20"/>
           <w:szCs w:val="20"/>
-        </w:rPr>
-        <w:t>El análisis FODA</w:t>
-      </w:r>
-      <w:r>
-        <w:rPr>
-          <w:sz w:val="20"/>
-          <w:szCs w:val="20"/>
-        </w:rPr>
-        <w:t xml:space="preserve"> personal es mucho más que un ejercicio diagnóstico: es una herramienta poderosa de autoconocimiento, planificación y crecimiento. Permite al emprendedor tomar conciencia de su punto de partida, prepararse con mayor solidez y orientar su energía hacia la construcción de un negocio viable, sostenible y alineado con sus capacidades y aspiraciones.</w:t>
-      </w:r>
-    </w:p>
-    <w:p>
-      <w:pPr>
-        <w:spacing w:line="360" w:lineRule="auto"/>
-        <w:rPr>
+          <w:u w:val="single"/>
+        </w:rPr>
+      </w:pPr>
+      <w:r>
+        <w:rPr>
+          <w:b/>
+          <w:bCs/>
+          <w:sz w:val="20"/>
+          <w:szCs w:val="20"/>
+          <w:u w:val="single"/>
+        </w:rPr>
+        <w:t>Fortalezas</w:t>
+      </w:r>
+    </w:p>
+    <w:p>
+      <w:pPr>
+        <w:spacing w:line="360" w:lineRule="auto"/>
+        <w:rPr>
+          <w:sz w:val="20"/>
+          <w:szCs w:val="20"/>
+        </w:rPr>
+      </w:pPr>
+      <w:r>
+        <w:rPr>
+          <w:sz w:val="20"/>
+          <w:szCs w:val="20"/>
+        </w:rPr>
+        <w:t>Son las capacidades, conocimientos y recursos personales que favorecen el emprendimiento, como la formación académica, habilidades sociales, experiencia o dominio del área de negocio. Identificarlas permite construir desde lo que ya se posee.</w:t>
+      </w:r>
+    </w:p>
+    <w:p>
+      <w:pPr>
+        <w:spacing w:line="360" w:lineRule="auto"/>
+        <w:rPr>
+          <w:sz w:val="20"/>
+          <w:szCs w:val="20"/>
+        </w:rPr>
+      </w:pPr>
+    </w:p>
+    <w:p>
+      <w:pPr>
+        <w:spacing w:line="360" w:lineRule="auto"/>
+        <w:rPr>
+          <w:b/>
+          <w:bCs/>
+          <w:sz w:val="20"/>
+          <w:szCs w:val="20"/>
+        </w:rPr>
+      </w:pPr>
+      <w:r>
+        <w:rPr>
+          <w:b/>
+          <w:bCs/>
+          <w:sz w:val="20"/>
+          <w:szCs w:val="20"/>
+        </w:rPr>
+        <w:t>Preguntas guía: ¿En qué soy bueno?, ¿qué habilidades me destacan?, ¿qué conocimientos tengo?</w:t>
+      </w:r>
+    </w:p>
+    <w:p>
+      <w:pPr>
+        <w:spacing w:line="360" w:lineRule="auto"/>
+        <w:rPr>
+          <w:b/>
+          <w:bCs/>
           <w:sz w:val="20"/>
           <w:szCs w:val="20"/>
         </w:rPr>
@@ -7644,248 +7739,28 @@
           <w:szCs w:val="20"/>
           <w:u w:val="single"/>
         </w:rPr>
-        <w:t>Fortalezas</w:t>
-      </w:r>
-    </w:p>
-    <w:p>
-      <w:pPr>
-        <w:spacing w:line="360" w:lineRule="auto"/>
-        <w:rPr>
-          <w:sz w:val="20"/>
-          <w:szCs w:val="20"/>
-        </w:rPr>
-      </w:pPr>
-      <w:r>
-        <w:rPr>
-          <w:sz w:val="20"/>
-          <w:szCs w:val="20"/>
-        </w:rPr>
-        <w:t>Son las capacidades, conocimientos y recursos personales que favorecen el emprendimiento, como la formación académica, habilidades sociales, experiencia o dominio del área de negocio. Identificarlas permite construir desde lo que ya se posee.</w:t>
-      </w:r>
-    </w:p>
-    <w:p>
-      <w:pPr>
-        <w:spacing w:line="360" w:lineRule="auto"/>
-        <w:rPr>
-          <w:sz w:val="20"/>
-          <w:szCs w:val="20"/>
-        </w:rPr>
-      </w:pPr>
-    </w:p>
-    <w:p>
-      <w:pPr>
-        <w:spacing w:line="360" w:lineRule="auto"/>
-        <w:rPr>
-          <w:b/>
-          <w:bCs/>
-          <w:sz w:val="20"/>
-          <w:szCs w:val="20"/>
-        </w:rPr>
-      </w:pPr>
-      <w:r>
-        <w:rPr>
-          <w:b/>
-          <w:bCs/>
-          <w:sz w:val="20"/>
-          <w:szCs w:val="20"/>
-        </w:rPr>
-        <w:t>Preguntas guía: ¿En qué soy bueno?, ¿qué habilidades me destacan?, ¿qué conocimientos tengo?</w:t>
-      </w:r>
-    </w:p>
-    <w:p>
-      <w:pPr>
-        <w:spacing w:line="360" w:lineRule="auto"/>
-        <w:rPr>
-          <w:sz w:val="20"/>
-          <w:szCs w:val="20"/>
-        </w:rPr>
-      </w:pPr>
-    </w:p>
-    <w:p>
-      <w:pPr>
-        <w:spacing w:line="360" w:lineRule="auto"/>
-        <w:jc w:val="center"/>
-        <w:rPr>
-          <w:b/>
-          <w:bCs/>
-          <w:sz w:val="20"/>
-          <w:szCs w:val="20"/>
-          <w:u w:val="single"/>
-        </w:rPr>
-      </w:pPr>
-      <w:r>
-        <w:rPr>
-          <w:b/>
-          <w:bCs/>
-          <w:sz w:val="20"/>
-          <w:szCs w:val="20"/>
-          <w:u w:val="single"/>
-        </w:rPr>
-        <w:t>Debilidades</w:t>
-      </w:r>
-    </w:p>
-    <w:p>
-      <w:pPr>
-        <w:spacing w:line="360" w:lineRule="auto"/>
-        <w:rPr>
-          <w:sz w:val="20"/>
-          <w:szCs w:val="20"/>
-        </w:rPr>
-      </w:pPr>
-      <w:r>
-        <w:rPr>
-          <w:sz w:val="20"/>
-          <w:szCs w:val="20"/>
-        </w:rPr>
-        <w:t>Son limitaciones internas que dificultan el logro de objetivos, como temores, falta de experiencia o conocimientos desactualizados. Reconocerlas es el primer paso para superarlas y crecer.</w:t>
-      </w:r>
-    </w:p>
-    <w:p>
-      <w:pPr>
-        <w:spacing w:line="360" w:lineRule="auto"/>
-        <w:rPr>
-          <w:sz w:val="20"/>
-          <w:szCs w:val="20"/>
-        </w:rPr>
-      </w:pPr>
-    </w:p>
-    <w:p>
-      <w:pPr>
-        <w:spacing w:line="360" w:lineRule="auto"/>
-        <w:rPr>
-          <w:b/>
-          <w:bCs/>
-          <w:sz w:val="20"/>
-          <w:szCs w:val="20"/>
-        </w:rPr>
-      </w:pPr>
-      <w:r>
-        <w:rPr>
-          <w:b/>
-          <w:bCs/>
-          <w:sz w:val="20"/>
-          <w:szCs w:val="20"/>
-        </w:rPr>
-        <w:t>Preguntas guía: ¿Qué puedo mejorar?, ¿qué me impide avanzar?, ¿qué actitudes debo cambiar?</w:t>
-      </w:r>
-    </w:p>
-    <w:p>
-      <w:pPr>
-        <w:spacing w:line="360" w:lineRule="auto"/>
-        <w:rPr>
-          <w:sz w:val="20"/>
-          <w:szCs w:val="20"/>
-        </w:rPr>
-      </w:pPr>
-    </w:p>
-    <w:p>
-      <w:pPr>
-        <w:spacing w:line="360" w:lineRule="auto"/>
-        <w:jc w:val="center"/>
-        <w:rPr>
-          <w:b/>
-          <w:bCs/>
-          <w:sz w:val="20"/>
-          <w:szCs w:val="20"/>
-          <w:u w:val="single"/>
-        </w:rPr>
-      </w:pPr>
-      <w:r>
-        <w:rPr>
-          <w:b/>
-          <w:bCs/>
-          <w:sz w:val="20"/>
-          <w:szCs w:val="20"/>
-          <w:u w:val="single"/>
-        </w:rPr>
         <w:t>Oportunidades</w:t>
       </w:r>
     </w:p>
     <w:p>
       <w:pPr>
-        <w:spacing w:line="360" w:lineRule="auto"/>
-        <w:rPr>
-          <w:sz w:val="20"/>
-          <w:szCs w:val="20"/>
-        </w:rPr>
-      </w:pPr>
-      <w:r>
-        <w:rPr>
-          <w:sz w:val="20"/>
-          <w:szCs w:val="20"/>
-        </w:rPr>
-        <w:t>Factores externos positivos que pueden ser aprovechados para fortalecer el emprendimiento, como tendencias del mercado, redes de apoyo o nuevas tecnologías. Estar atento a ellas permite actuar en el momento adecuado.</w:t>
-      </w:r>
-    </w:p>
-    <w:p>
-      <w:pPr>
-        <w:spacing w:line="360" w:lineRule="auto"/>
-        <w:rPr>
-          <w:b/>
-          <w:bCs/>
-          <w:sz w:val="20"/>
-          <w:szCs w:val="20"/>
-        </w:rPr>
-      </w:pPr>
-      <w:r>
-        <w:rPr>
-          <w:b/>
-          <w:bCs/>
-          <w:sz w:val="20"/>
-          <w:szCs w:val="20"/>
-        </w:rPr>
-        <w:t>Preguntas guía: ¿Qué está ocurriendo en mi entorno que me beneficia?, ¿qué recursos externos puedo usar?</w:t>
-      </w:r>
-    </w:p>
-    <w:p>
-      <w:pPr>
-        <w:spacing w:line="360" w:lineRule="auto"/>
-        <w:jc w:val="center"/>
-        <w:rPr>
-          <w:b/>
-          <w:bCs/>
-          <w:sz w:val="20"/>
-          <w:szCs w:val="20"/>
-        </w:rPr>
-      </w:pPr>
-    </w:p>
-    <w:p>
-      <w:pPr>
-        <w:spacing w:line="360" w:lineRule="auto"/>
-        <w:jc w:val="center"/>
-        <w:rPr>
-          <w:b/>
-          <w:bCs/>
-          <w:sz w:val="20"/>
-          <w:szCs w:val="20"/>
-          <w:u w:val="single"/>
-        </w:rPr>
-      </w:pPr>
-      <w:r>
-        <w:rPr>
-          <w:b/>
-          <w:bCs/>
-          <w:sz w:val="20"/>
-          <w:szCs w:val="20"/>
-          <w:u w:val="single"/>
-        </w:rPr>
-        <w:t>Amenazas</w:t>
-      </w:r>
-    </w:p>
-    <w:p>
-      <w:pPr>
-        <w:spacing w:line="360" w:lineRule="auto"/>
-        <w:rPr>
-          <w:sz w:val="20"/>
-          <w:szCs w:val="20"/>
-        </w:rPr>
-      </w:pPr>
-      <w:r>
-        <w:rPr>
-          <w:sz w:val="20"/>
-          <w:szCs w:val="20"/>
-        </w:rPr>
-        <w:t>Son riesgos o situaciones externas que podrían afectar negativamente el proyecto emprendedor, como la competencia, inestabilidad económica o cambios tecnológicos. Detectarlas a tiempo permite prevenir y adaptarse.</w:t>
+        <w:pStyle w:val="Normal"/>
+        <w:suppressLineNumbers w:val="0"/>
+        <w:bidi w:val="0"/>
+        <w:spacing w:before="0" w:beforeAutospacing="off" w:after="0" w:afterAutospacing="off" w:line="360" w:lineRule="auto"/>
+        <w:ind w:left="0" w:right="0"/>
+        <w:jc w:val="left"/>
+        <w:rPr>
+          <w:sz w:val="20"/>
+          <w:szCs w:val="20"/>
+        </w:rPr>
+      </w:pPr>
+      <w:r>
+        <w:rPr>
+          <w:sz w:val="20"/>
+          <w:szCs w:val="20"/>
+        </w:rPr>
+        <w:t>Factores externos positivos que pueden ser aprovechados para fortalecer el emprendimiento, como tendencias</w:t>
       </w:r>
     </w:p>
     <w:p>
@@ -7946,7 +7821,10 @@
           <w:szCs w:val="20"/>
         </w:rPr>
       </w:pPr>
-      <w:r>
+    </w:p>
+    <w:p>
+      <w:pPr>
+        <w:spacing w:line="360" w:lineRule="auto"/>
         <w:rPr>
           <w:b/>
           <w:bCs/>
@@ -7955,10 +7833,11 @@
           <w:sz w:val="20"/>
           <w:szCs w:val="20"/>
         </w:rPr>
-        <w:t xml:space="preserve">Tabla 1. Áreas por </w:t>
-      </w:r>
-      <w:commentRangeStart w:id="15"/>
-      <w:r>
+      </w:pPr>
+    </w:p>
+    <w:p>
+      <w:pPr>
+        <w:spacing w:line="360" w:lineRule="auto"/>
         <w:rPr>
           <w:b/>
           <w:bCs/>
@@ -7967,14 +7846,62 @@
           <w:sz w:val="20"/>
           <w:szCs w:val="20"/>
         </w:rPr>
+      </w:pPr>
+    </w:p>
+    <w:p>
+      <w:pPr>
+        <w:spacing w:line="360" w:lineRule="auto"/>
+        <w:rPr>
+          <w:b/>
+          <w:bCs/>
+          <w:i/>
+          <w:iCs/>
+          <w:sz w:val="20"/>
+          <w:szCs w:val="20"/>
+        </w:rPr>
+      </w:pPr>
+    </w:p>
+    <w:p>
+      <w:pPr>
+        <w:spacing w:line="360" w:lineRule="auto"/>
+        <w:rPr>
+          <w:b/>
+          <w:bCs/>
+          <w:i/>
+          <w:iCs/>
+          <w:sz w:val="20"/>
+          <w:szCs w:val="20"/>
+        </w:rPr>
+      </w:pPr>
+      <w:r>
+        <w:rPr>
+          <w:b/>
+          <w:bCs/>
+          <w:i/>
+          <w:iCs/>
+          <w:sz w:val="20"/>
+          <w:szCs w:val="20"/>
+        </w:rPr>
+        <w:t xml:space="preserve">Tabla 1. Áreas por </w:t>
+      </w:r>
+      <w:commentRangeStart w:id="16"/>
+      <w:r>
+        <w:rPr>
+          <w:b/>
+          <w:bCs/>
+          <w:i/>
+          <w:iCs/>
+          <w:sz w:val="20"/>
+          <w:szCs w:val="20"/>
+        </w:rPr>
         <w:t>identificar</w:t>
       </w:r>
-      <w:commentRangeEnd w:id="15"/>
+      <w:commentRangeEnd w:id="16"/>
       <w:r>
         <w:rPr>
           <w:rStyle w:val="Refdecomentario"/>
         </w:rPr>
-        <w:commentReference w:id="15"/>
+        <w:commentReference w:id="16"/>
       </w:r>
     </w:p>
     <w:p>
@@ -8001,8 +7928,8 @@
         <w:tblLook w:val="04A0" w:firstRow="1" w:lastRow="0" w:firstColumn="1" w:lastColumn="0" w:noHBand="0" w:noVBand="1"/>
       </w:tblPr>
       <w:tblGrid>
-        <w:gridCol w:w="3866"/>
-        <w:gridCol w:w="5238"/>
+        <w:gridCol w:w="4528"/>
+        <w:gridCol w:w="4576"/>
       </w:tblGrid>
       <w:tr>
         <w:trPr>
@@ -8010,7 +7937,7 @@
         </w:trPr>
         <w:tc>
           <w:tcPr>
-            <w:tcW w:w="0" w:type="auto"/>
+            <w:tcW w:w="4528" w:type="dxa"/>
             <w:tcBorders>
               <w:top w:val="single" w:color="E8E8E8" w:sz="6" w:space="0"/>
               <w:left w:val="single" w:color="E8E8E8" w:sz="6" w:space="0"/>
@@ -8054,7 +7981,7 @@
         </w:tc>
         <w:tc>
           <w:tcPr>
-            <w:tcW w:w="0" w:type="auto"/>
+            <w:tcW w:w="4576" w:type="dxa"/>
             <w:tcBorders>
               <w:top w:val="single" w:color="E8E8E8" w:sz="6" w:space="0"/>
               <w:left w:val="single" w:color="E8E8E8" w:sz="6" w:space="0"/>
@@ -8092,7 +8019,7 @@
                 <w:sz w:val="20"/>
                 <w:szCs w:val="20"/>
               </w:rPr>
-              <w:t>Debilidades</w:t>
+              <w:t>Oportunidades</w:t>
             </w:r>
           </w:p>
         </w:tc>
@@ -8103,7 +8030,7 @@
         </w:trPr>
         <w:tc>
           <w:tcPr>
-            <w:tcW w:w="0" w:type="auto"/>
+            <w:tcW w:w="4528" w:type="dxa"/>
             <w:tcBorders>
               <w:top w:val="single" w:color="E8E8E8" w:sz="6" w:space="0"/>
               <w:left w:val="single" w:color="E8E8E8" w:sz="6" w:space="0"/>
@@ -8147,7 +8074,7 @@
         </w:tc>
         <w:tc>
           <w:tcPr>
-            <w:tcW w:w="0" w:type="auto"/>
+            <w:tcW w:w="4576" w:type="dxa"/>
             <w:tcBorders>
               <w:top w:val="single" w:color="E8E8E8" w:sz="6" w:space="0"/>
               <w:left w:val="single" w:color="E8E8E8" w:sz="6" w:space="0"/>
@@ -8168,24 +8095,46 @@
             <w:pPr>
               <w:spacing w:line="360" w:lineRule="auto"/>
               <w:rPr>
-                <w:b/>
-                <w:bCs/>
-                <w:i/>
-                <w:iCs/>
+                <w:b w:val="1"/>
+                <w:bCs w:val="1"/>
+                <w:i w:val="1"/>
+                <w:iCs w:val="1"/>
                 <w:sz w:val="20"/>
                 <w:szCs w:val="20"/>
               </w:rPr>
             </w:pPr>
             <w:r>
               <w:rPr>
-                <w:b/>
-                <w:bCs/>
-                <w:i/>
-                <w:iCs/>
+                <w:b w:val="1"/>
+                <w:bCs w:val="1"/>
+                <w:i w:val="1"/>
+                <w:iCs w:val="1"/>
                 <w:sz w:val="20"/>
                 <w:szCs w:val="20"/>
               </w:rPr>
-              <w:t>Permite identificar los puntos negativos o aspectos de mejora del emprendedor, pueden ser de índole personal o profesional.</w:t>
+              <w:t>Permite identificar oportunidades, tendencias, elementos externos, que pueden favorecer el emprendimiento a</w:t>
+            </w:r>
+            <w:r>
+              <w:rPr>
+                <w:b w:val="1"/>
+                <w:bCs w:val="1"/>
+                <w:i w:val="1"/>
+                <w:iCs w:val="1"/>
+                <w:sz w:val="20"/>
+                <w:szCs w:val="20"/>
+              </w:rPr>
+              <w:t xml:space="preserve"> </w:t>
+            </w:r>
+            <w:r>
+              <w:rPr>
+                <w:b w:val="1"/>
+                <w:bCs w:val="1"/>
+                <w:i w:val="1"/>
+                <w:iCs w:val="1"/>
+                <w:sz w:val="20"/>
+                <w:szCs w:val="20"/>
+              </w:rPr>
+              <w:t xml:space="preserve"> iniciar.</w:t>
             </w:r>
           </w:p>
         </w:tc>
@@ -8196,7 +8145,7 @@
         </w:trPr>
         <w:tc>
           <w:tcPr>
-            <w:tcW w:w="0" w:type="auto"/>
+            <w:tcW w:w="4528" w:type="dxa"/>
             <w:tcBorders>
               <w:top w:val="single" w:color="E8E8E8" w:sz="6" w:space="0"/>
               <w:left w:val="single" w:color="E8E8E8" w:sz="6" w:space="0"/>
@@ -8215,7 +8164,6 @@
           </w:tcPr>
           <w:p>
             <w:pPr>
-              <w:spacing w:line="360" w:lineRule="auto"/>
               <w:rPr>
                 <w:b/>
                 <w:bCs/>
@@ -8234,13 +8182,26 @@
                 <w:sz w:val="20"/>
                 <w:szCs w:val="20"/>
               </w:rPr>
-              <w:t>Oportunidades</w:t>
+              <w:t>Debilidades</w:t>
             </w:r>
+          </w:p>
+          <w:p>
+            <w:pPr>
+              <w:spacing w:line="360" w:lineRule="auto"/>
+              <w:rPr>
+                <w:b/>
+                <w:bCs/>
+                <w:i/>
+                <w:iCs/>
+                <w:sz w:val="20"/>
+                <w:szCs w:val="20"/>
+              </w:rPr>
+            </w:pPr>
           </w:p>
         </w:tc>
         <w:tc>
           <w:tcPr>
-            <w:tcW w:w="0" w:type="auto"/>
+            <w:tcW w:w="4576" w:type="dxa"/>
             <w:tcBorders>
               <w:top w:val="single" w:color="E8E8E8" w:sz="6" w:space="0"/>
               <w:left w:val="single" w:color="E8E8E8" w:sz="6" w:space="0"/>
@@ -8289,7 +8250,7 @@
         </w:trPr>
         <w:tc>
           <w:tcPr>
-            <w:tcW w:w="0" w:type="auto"/>
+            <w:tcW w:w="4528" w:type="dxa"/>
             <w:tcBorders>
               <w:top w:val="single" w:color="E8E8E8" w:sz="6" w:space="0"/>
               <w:left w:val="single" w:color="E8E8E8" w:sz="6" w:space="0"/>
@@ -8307,8 +8268,7 @@
             <w:hideMark/>
           </w:tcPr>
           <w:p>
-            <w:pPr>
-              <w:spacing w:line="360" w:lineRule="auto"/>
+            <w:r>
               <w:rPr>
                 <w:b/>
                 <w:bCs/>
@@ -8317,8 +8277,12 @@
                 <w:sz w:val="20"/>
                 <w:szCs w:val="20"/>
               </w:rPr>
-            </w:pPr>
-            <w:r>
+              <w:t>Permite identificar los puntos negativos o aspectos de mejora del emprendedor, pueden ser de índole personal o profesional.</w:t>
+            </w:r>
+          </w:p>
+          <w:p>
+            <w:pPr>
+              <w:spacing w:line="360" w:lineRule="auto"/>
               <w:rPr>
                 <w:b/>
                 <w:bCs/>
@@ -8327,13 +8291,12 @@
                 <w:sz w:val="20"/>
                 <w:szCs w:val="20"/>
               </w:rPr>
-              <w:t>Permite identificar oportunidades, tendencias, elementos externos, que pueden favorecer el emprendimiento a iniciar.</w:t>
-            </w:r>
+            </w:pPr>
           </w:p>
         </w:tc>
         <w:tc>
           <w:tcPr>
-            <w:tcW w:w="0" w:type="auto"/>
+            <w:tcW w:w="4576" w:type="dxa"/>
             <w:tcBorders>
               <w:top w:val="single" w:color="E8E8E8" w:sz="6" w:space="0"/>
               <w:left w:val="single" w:color="E8E8E8" w:sz="6" w:space="0"/>
@@ -8362,6 +8325,8 @@
                 <w:szCs w:val="20"/>
               </w:rPr>
             </w:pPr>
+            <w:commentRangeStart w:id="17"/>
+            <w:commentRangeStart w:id="18"/>
             <w:r>
               <w:rPr>
                 <w:b/>
@@ -8371,7 +8336,43 @@
                 <w:sz w:val="20"/>
                 <w:szCs w:val="20"/>
               </w:rPr>
-              <w:t>Detecta aquellas situaciones, acontecimientos que pueden afectar el correcto desarrollo del proyecto, como motivos personales, aspectos de la vida familiar, social, emocional, entre otros.</w:t>
+              <w:t>Permite identificar aquellas</w:t>
+            </w:r>
+            <w:r>
+              <w:rPr>
+                <w:b/>
+                <w:bCs/>
+                <w:i/>
+                <w:iCs/>
+                <w:sz w:val="20"/>
+                <w:szCs w:val="20"/>
+              </w:rPr>
+              <w:t xml:space="preserve"> situaciones</w:t>
+            </w:r>
+            <w:commentRangeEnd w:id="17"/>
+            <w:r>
+              <w:rPr>
+                <w:rStyle w:val="Refdecomentario"/>
+              </w:rPr>
+              <w:commentReference w:id="17"/>
+            </w:r>
+            <w:commentRangeEnd w:id="18"/>
+            <w:r>
+              <w:rPr>
+                <w:rStyle w:val="Refdecomentario"/>
+              </w:rPr>
+              <w:commentReference w:id="18"/>
+            </w:r>
+            <w:r>
+              <w:rPr>
+                <w:b/>
+                <w:bCs/>
+                <w:i/>
+                <w:iCs/>
+                <w:sz w:val="20"/>
+                <w:szCs w:val="20"/>
+              </w:rPr>
+              <w:t>, acontecimientos que pueden afectar el correcto desarrollo del proyecto, como motivos personales, aspectos de la vida familiar, social, emocional, entre otros.</w:t>
             </w:r>
           </w:p>
         </w:tc>
@@ -8514,7 +8515,7 @@
         </w:rPr>
         <w:t xml:space="preserve">Matriz FODA con planes de </w:t>
       </w:r>
-      <w:commentRangeStart w:id="16"/>
+      <w:commentRangeStart w:id="19"/>
       <w:r>
         <w:rPr>
           <w:b/>
@@ -8526,12 +8527,12 @@
         </w:rPr>
         <w:t>acción</w:t>
       </w:r>
-      <w:commentRangeEnd w:id="16"/>
+      <w:commentRangeEnd w:id="19"/>
       <w:r>
         <w:rPr>
           <w:rStyle w:val="Refdecomentario"/>
         </w:rPr>
-        <w:commentReference w:id="16"/>
+        <w:commentReference w:id="19"/>
       </w:r>
     </w:p>
     <w:tbl>
@@ -8562,7 +8563,6 @@
               <w:bottom w:val="single" w:color="auto" w:sz="4" w:space="0"/>
               <w:right w:val="single" w:color="auto" w:sz="4" w:space="0"/>
             </w:tcBorders>
-            <w:shd w:val="clear" w:color="auto" w:fill="auto"/>
             <w:vAlign w:val="center"/>
             <w:hideMark/>
           </w:tcPr>
@@ -8599,7 +8599,6 @@
               <w:bottom w:val="single" w:color="auto" w:sz="4" w:space="0"/>
               <w:right w:val="single" w:color="auto" w:sz="4" w:space="0"/>
             </w:tcBorders>
-            <w:shd w:val="clear" w:color="auto" w:fill="auto"/>
             <w:vAlign w:val="center"/>
             <w:hideMark/>
           </w:tcPr>
@@ -8636,7 +8635,6 @@
               <w:bottom w:val="single" w:color="auto" w:sz="4" w:space="0"/>
               <w:right w:val="single" w:color="auto" w:sz="4" w:space="0"/>
             </w:tcBorders>
-            <w:shd w:val="clear" w:color="auto" w:fill="auto"/>
             <w:vAlign w:val="center"/>
             <w:hideMark/>
           </w:tcPr>
@@ -8673,7 +8671,6 @@
               <w:bottom w:val="single" w:color="auto" w:sz="4" w:space="0"/>
               <w:right w:val="single" w:color="auto" w:sz="4" w:space="0"/>
             </w:tcBorders>
-            <w:shd w:val="clear" w:color="auto" w:fill="auto"/>
             <w:vAlign w:val="center"/>
             <w:hideMark/>
           </w:tcPr>
@@ -8715,7 +8712,6 @@
               <w:bottom w:val="single" w:color="auto" w:sz="4" w:space="0"/>
               <w:right w:val="single" w:color="auto" w:sz="4" w:space="0"/>
             </w:tcBorders>
-            <w:shd w:val="clear" w:color="auto" w:fill="auto"/>
             <w:vAlign w:val="center"/>
             <w:hideMark/>
           </w:tcPr>
@@ -8747,7 +8743,6 @@
               <w:bottom w:val="single" w:color="auto" w:sz="4" w:space="0"/>
               <w:right w:val="single" w:color="auto" w:sz="4" w:space="0"/>
             </w:tcBorders>
-            <w:shd w:val="clear" w:color="auto" w:fill="auto"/>
             <w:vAlign w:val="center"/>
             <w:hideMark/>
           </w:tcPr>
@@ -8779,7 +8774,6 @@
               <w:bottom w:val="single" w:color="auto" w:sz="4" w:space="0"/>
               <w:right w:val="single" w:color="auto" w:sz="4" w:space="0"/>
             </w:tcBorders>
-            <w:shd w:val="clear" w:color="auto" w:fill="auto"/>
             <w:vAlign w:val="center"/>
             <w:hideMark/>
           </w:tcPr>
@@ -8812,7 +8806,6 @@
               <w:bottom w:val="single" w:color="auto" w:sz="4" w:space="0"/>
               <w:right w:val="single" w:color="auto" w:sz="4" w:space="0"/>
             </w:tcBorders>
-            <w:shd w:val="clear" w:color="auto" w:fill="auto"/>
             <w:vAlign w:val="center"/>
             <w:hideMark/>
           </w:tcPr>
@@ -8849,7 +8842,6 @@
               <w:bottom w:val="single" w:color="auto" w:sz="4" w:space="0"/>
               <w:right w:val="single" w:color="auto" w:sz="4" w:space="0"/>
             </w:tcBorders>
-            <w:shd w:val="clear" w:color="auto" w:fill="auto"/>
             <w:vAlign w:val="center"/>
             <w:hideMark/>
           </w:tcPr>
@@ -8881,7 +8873,6 @@
               <w:bottom w:val="single" w:color="auto" w:sz="4" w:space="0"/>
               <w:right w:val="single" w:color="auto" w:sz="4" w:space="0"/>
             </w:tcBorders>
-            <w:shd w:val="clear" w:color="auto" w:fill="auto"/>
             <w:vAlign w:val="center"/>
             <w:hideMark/>
           </w:tcPr>
@@ -8913,7 +8904,6 @@
               <w:bottom w:val="single" w:color="auto" w:sz="4" w:space="0"/>
               <w:right w:val="single" w:color="auto" w:sz="4" w:space="0"/>
             </w:tcBorders>
-            <w:shd w:val="clear" w:color="auto" w:fill="auto"/>
             <w:vAlign w:val="center"/>
             <w:hideMark/>
           </w:tcPr>
@@ -8946,7 +8936,6 @@
               <w:bottom w:val="single" w:color="auto" w:sz="4" w:space="0"/>
               <w:right w:val="single" w:color="auto" w:sz="4" w:space="0"/>
             </w:tcBorders>
-            <w:shd w:val="clear" w:color="auto" w:fill="auto"/>
             <w:vAlign w:val="center"/>
             <w:hideMark/>
           </w:tcPr>
@@ -8983,7 +8972,6 @@
               <w:bottom w:val="single" w:color="auto" w:sz="4" w:space="0"/>
               <w:right w:val="single" w:color="auto" w:sz="4" w:space="0"/>
             </w:tcBorders>
-            <w:shd w:val="clear" w:color="auto" w:fill="auto"/>
             <w:vAlign w:val="center"/>
             <w:hideMark/>
           </w:tcPr>
@@ -9015,7 +9003,6 @@
               <w:bottom w:val="single" w:color="auto" w:sz="4" w:space="0"/>
               <w:right w:val="single" w:color="auto" w:sz="4" w:space="0"/>
             </w:tcBorders>
-            <w:shd w:val="clear" w:color="auto" w:fill="auto"/>
             <w:vAlign w:val="center"/>
             <w:hideMark/>
           </w:tcPr>
@@ -9047,7 +9034,6 @@
               <w:bottom w:val="single" w:color="auto" w:sz="4" w:space="0"/>
               <w:right w:val="single" w:color="auto" w:sz="4" w:space="0"/>
             </w:tcBorders>
-            <w:shd w:val="clear" w:color="auto" w:fill="auto"/>
             <w:vAlign w:val="center"/>
             <w:hideMark/>
           </w:tcPr>
@@ -9080,7 +9066,6 @@
               <w:bottom w:val="single" w:color="auto" w:sz="4" w:space="0"/>
               <w:right w:val="single" w:color="auto" w:sz="4" w:space="0"/>
             </w:tcBorders>
-            <w:shd w:val="clear" w:color="auto" w:fill="auto"/>
             <w:vAlign w:val="center"/>
             <w:hideMark/>
           </w:tcPr>
@@ -9117,7 +9102,6 @@
               <w:bottom w:val="single" w:color="auto" w:sz="4" w:space="0"/>
               <w:right w:val="single" w:color="auto" w:sz="4" w:space="0"/>
             </w:tcBorders>
-            <w:shd w:val="clear" w:color="auto" w:fill="auto"/>
             <w:vAlign w:val="center"/>
             <w:hideMark/>
           </w:tcPr>
@@ -9149,7 +9133,6 @@
               <w:bottom w:val="single" w:color="auto" w:sz="4" w:space="0"/>
               <w:right w:val="single" w:color="auto" w:sz="4" w:space="0"/>
             </w:tcBorders>
-            <w:shd w:val="clear" w:color="auto" w:fill="auto"/>
             <w:vAlign w:val="center"/>
             <w:hideMark/>
           </w:tcPr>
@@ -9181,7 +9164,6 @@
               <w:bottom w:val="single" w:color="auto" w:sz="4" w:space="0"/>
               <w:right w:val="single" w:color="auto" w:sz="4" w:space="0"/>
             </w:tcBorders>
-            <w:shd w:val="clear" w:color="auto" w:fill="auto"/>
             <w:vAlign w:val="center"/>
             <w:hideMark/>
           </w:tcPr>
@@ -9214,7 +9196,6 @@
               <w:bottom w:val="single" w:color="auto" w:sz="4" w:space="0"/>
               <w:right w:val="single" w:color="auto" w:sz="4" w:space="0"/>
             </w:tcBorders>
-            <w:shd w:val="clear" w:color="auto" w:fill="auto"/>
             <w:vAlign w:val="center"/>
             <w:hideMark/>
           </w:tcPr>
@@ -9262,7 +9243,7 @@
           <w:szCs w:val="20"/>
         </w:rPr>
       </w:pPr>
-      <w:bookmarkStart w:name="_Hlk196906067" w:id="17"/>
+      <w:bookmarkStart w:name="_Hlk196906067" w:id="20"/>
       <w:r>
         <w:rPr>
           <w:b/>
@@ -9354,7 +9335,7 @@
         </w:rPr>
         <w:t xml:space="preserve">Tabla 3. Clasificación de </w:t>
       </w:r>
-      <w:commentRangeStart w:id="18"/>
+      <w:commentRangeStart w:id="21"/>
       <w:r>
         <w:rPr>
           <w:b/>
@@ -9364,16 +9345,16 @@
         </w:rPr>
         <w:t>empresas</w:t>
       </w:r>
-      <w:commentRangeEnd w:id="18"/>
+      <w:commentRangeEnd w:id="21"/>
       <w:r>
         <w:rPr>
           <w:rStyle w:val="Refdecomentario"/>
           <w:b/>
           <w:bCs/>
         </w:rPr>
-        <w:commentReference w:id="18"/>
-      </w:r>
-      <w:bookmarkEnd w:id="17"/>
+        <w:commentReference w:id="21"/>
+      </w:r>
+      <w:bookmarkEnd w:id="20"/>
     </w:p>
     <w:tbl>
       <w:tblPr>
@@ -11242,16 +11223,9 @@
           <w:sz w:val="20"/>
           <w:szCs w:val="20"/>
         </w:rPr>
-        <w:t xml:space="preserve">as primeras se caracterizan por basarse en la confianza entre los socios más que en el capital aportado, e incluyen la sociedad colectiva, la sociedad en comandita simple y la sociedad de responsabilidad limitada, donde la responsabilidad varía entre ilimitada y limitada según el tipo de socio y las obligaciones asumidas. Por su parte, las sociedades de capital priorizan el aporte económico de los socios, </w:t>
-      </w:r>
-      <w:r>
-        <w:rPr>
-          <w:sz w:val="20"/>
-          <w:szCs w:val="20"/>
-        </w:rPr>
-        <w:t xml:space="preserve">quienes responden únicamente hasta el valor de su inversión, destacándose la sociedad anónima, la sociedad en comandita por acciones, la sociedad por acciones simplificada y la sociedad de economía mixta, cada una con diferentes grados de formalidad, participación estatal y flexibilidad en su constitución y </w:t>
-      </w:r>
-      <w:commentRangeStart w:id="19"/>
+        <w:t xml:space="preserve">as primeras se caracterizan por basarse en la confianza entre los socios más que en el capital aportado, e incluyen la sociedad colectiva, la sociedad en comandita simple y la sociedad de responsabilidad limitada, donde la responsabilidad varía entre ilimitada y limitada según el tipo de socio y las obligaciones asumidas. Por su parte, las sociedades de capital priorizan el aporte económico de los socios, quienes responden únicamente hasta el valor de su inversión, destacándose la sociedad anónima, la sociedad en comandita por acciones, la sociedad por acciones simplificada y la sociedad de economía mixta, cada una con diferentes grados de formalidad, participación estatal y flexibilidad en su constitución y </w:t>
+      </w:r>
+      <w:commentRangeStart w:id="22"/>
       <w:r>
         <w:rPr>
           <w:sz w:val="20"/>
@@ -11259,12 +11233,12 @@
         </w:rPr>
         <w:t>funcionamiento</w:t>
       </w:r>
-      <w:commentRangeEnd w:id="19"/>
+      <w:commentRangeEnd w:id="22"/>
       <w:r>
         <w:rPr>
           <w:rStyle w:val="Refdecomentario"/>
         </w:rPr>
-        <w:commentReference w:id="19"/>
+        <w:commentReference w:id="22"/>
       </w:r>
       <w:r>
         <w:rPr>
@@ -11443,7 +11417,7 @@
             </w:drawing>
           </mc:Choice>
           <mc:Fallback>
-            <w:pict w14:anchorId="0C8B45A8">
+            <w:pict w14:anchorId="3399EC23">
               <v:rect id="Rectángulo 27" style="position:absolute;margin-left:-1.95pt;margin-top:5.55pt;width:471.35pt;height:124.85pt;z-index:251661312;visibility:visible;mso-wrap-style:square;mso-height-percent:0;mso-wrap-distance-left:9pt;mso-wrap-distance-top:0;mso-wrap-distance-right:9pt;mso-wrap-distance-bottom:0;mso-position-horizontal:absolute;mso-position-horizontal-relative:text;mso-position-vertical:absolute;mso-position-vertical-relative:text;mso-height-percent:0;mso-height-relative:margin;v-text-anchor:middle" o:spid="_x0000_s1030" fillcolor="#a7bfde [1620]" strokecolor="#4579b8 [3044]" w14:anchorId="59B4B6EE" o:gfxdata="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">
                 <v:fill type="gradient" color2="#e4ecf5 [500]" colors="0 #a3c4ff;22938f #bfd5ff;1 #e5eeff" angle="180" focus="100%" rotate="t"/>
                 <v:shadow on="t" color="black" opacity="24903f" offset="0,.55556mm" origin=",.5"/>
@@ -12184,7 +12158,7 @@
             </w:drawing>
           </mc:Choice>
           <mc:Fallback>
-            <w:pict w14:anchorId="73AA8A9A">
+            <w:pict w14:anchorId="28651D47">
               <v:rect id="Rectángulo 30" style="position:absolute;margin-left:434.45pt;margin-top:15.75pt;width:485.65pt;height:151.2pt;z-index:251664384;visibility:visible;mso-wrap-style:square;mso-height-percent:0;mso-wrap-distance-left:9pt;mso-wrap-distance-top:0;mso-wrap-distance-right:9pt;mso-wrap-distance-bottom:0;mso-position-horizontal:right;mso-position-horizontal-relative:margin;mso-position-vertical:absolute;mso-position-vertical-relative:text;mso-height-percent:0;mso-height-relative:margin;v-text-anchor:middle" o:spid="_x0000_s1031" fillcolor="#a7bfde [1620]" strokecolor="#4579b8 [3044]" w14:anchorId="092F500F" o:gfxdata="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">
                 <v:fill type="gradient" color2="#e4ecf5 [500]" colors="0 #a3c4ff;22938f #bfd5ff;1 #e5eeff" angle="180" focus="100%" rotate="t"/>
                 <v:shadow on="t" color="black" opacity="24903f" offset="0,.55556mm" origin=",.5"/>
@@ -12297,13 +12271,13 @@
           <w:szCs w:val="20"/>
         </w:rPr>
       </w:pPr>
-      <w:commentRangeStart w:id="20"/>
-      <w:commentRangeEnd w:id="20"/>
+      <w:commentRangeStart w:id="23"/>
+      <w:commentRangeEnd w:id="23"/>
       <w:r>
         <w:rPr>
           <w:rStyle w:val="Refdecomentario"/>
         </w:rPr>
-        <w:commentReference w:id="20"/>
+        <w:commentReference w:id="23"/>
       </w:r>
     </w:p>
     <w:p>
@@ -13991,13 +13965,13 @@
           <w:szCs w:val="20"/>
         </w:rPr>
       </w:pPr>
-      <w:commentRangeStart w:id="21"/>
-      <w:commentRangeEnd w:id="21"/>
+      <w:commentRangeStart w:id="24"/>
+      <w:commentRangeEnd w:id="24"/>
       <w:r>
         <w:rPr>
           <w:rStyle w:val="Refdecomentario"/>
         </w:rPr>
-        <w:commentReference w:id="21"/>
+        <w:commentReference w:id="24"/>
       </w:r>
     </w:p>
     <w:p>
@@ -14023,6 +13997,7 @@
       </w:pPr>
       <w:r>
         <w:rPr>
+          <w:noProof/>
           <w:color w:val="948A54"/>
           <w:sz w:val="20"/>
           <w:szCs w:val="20"/>
@@ -18068,26 +18043,7 @@
 
 <file path=word/comments.xml><?xml version="1.0" encoding="utf-8"?>
 <w:comments xmlns:wpc="http://schemas.microsoft.com/office/word/2010/wordprocessingCanvas" xmlns:cx="http://schemas.microsoft.com/office/drawing/2014/chartex" xmlns:cx1="http://schemas.microsoft.com/office/drawing/2015/9/8/chartex" xmlns:cx2="http://schemas.microsoft.com/office/drawing/2015/10/21/chartex" xmlns:cx3="http://schemas.microsoft.com/office/drawing/2016/5/9/chartex" xmlns:cx4="http://schemas.microsoft.com/office/drawing/2016/5/10/chartex" xmlns:cx5="http://schemas.microsoft.com/office/drawing/2016/5/11/chartex" xmlns:cx6="http://schemas.microsoft.com/office/drawing/2016/5/12/chartex" xmlns:cx7="http://schemas.microsoft.com/office/drawing/2016/5/13/chartex" xmlns:cx8="http://schemas.microsoft.com/office/drawing/2016/5/14/chartex" xmlns:mc="http://schemas.openxmlformats.org/markup-compatibility/2006" xmlns:aink="http://schemas.microsoft.com/office/drawing/2016/ink" xmlns:am3d="http://schemas.microsoft.com/office/drawing/2017/model3d" xmlns:o="urn:schemas-microsoft-com:office:office" xmlns:oel="http://schemas.microsoft.com/office/2019/extlst" xmlns:r="http://schemas.openxmlformats.org/officeDocument/2006/relationships" xmlns:m="http://schemas.openxmlformats.org/officeDocument/2006/math" xmlns:v="urn:schemas-microsoft-com:vml" xmlns:wp14="http://schemas.microsoft.com/office/word/2010/wordprocessingDrawing" xmlns:wp="http://schemas.openxmlformats.org/drawingml/2006/wordprocessingDrawing" xmlns:w10="urn:schemas-microsoft-com:office:word" xmlns:w="http://schemas.openxmlformats.org/wordprocessingml/2006/main" xmlns:w14="http://schemas.microsoft.com/office/word/2010/wordml" xmlns:w15="http://schemas.microsoft.com/office/word/2012/wordml" xmlns:w16cex="http://schemas.microsoft.com/office/word/2018/wordml/cex" xmlns:w16cid="http://schemas.microsoft.com/office/word/2016/wordml/cid" xmlns:w16="http://schemas.microsoft.com/office/word/2018/wordml" xmlns:w16du="http://schemas.microsoft.com/office/word/2023/wordml/word16du" xmlns:w16sdtdh="http://schemas.microsoft.com/office/word/2020/wordml/sdtdatahash" xmlns:w16sdtfl="http://schemas.microsoft.com/office/word/2024/wordml/sdtformatlock" xmlns:w16se="http://schemas.microsoft.com/office/word/2015/wordml/symex" xmlns:wpg="http://schemas.microsoft.com/office/word/2010/wordprocessingGroup" xmlns:wpi="http://schemas.microsoft.com/office/word/2010/wordprocessingInk" xmlns:wne="http://schemas.microsoft.com/office/word/2006/wordml" xmlns:wps="http://schemas.microsoft.com/office/word/2010/wordprocessingShape" xmlns:a="http://schemas.openxmlformats.org/drawingml/2006/main" xmlns:pic="http://schemas.openxmlformats.org/drawingml/2006/picture" xmlns:a14="http://schemas.microsoft.com/office/drawing/2010/main" mc:Ignorable="w14 w15 w16se w16cid w16 w16cex w16sdtdh w16sdtfl w16du wp14">
-  <w:comment w:initials="SM" w:author="Sandra Paola Morales Paez" w:date="2025-07-07T16:49:00Z" w:id="0">
-    <w:p>
-      <w:pPr>
-        <w:pStyle w:val="Textocomentario"/>
-      </w:pPr>
-      <w:r>
-        <w:rPr>
-          <w:rStyle w:val="Refdecomentario"/>
-        </w:rPr>
-        <w:annotationRef/>
-      </w:r>
-      <w:r>
-        <w:rPr>
-          <w:highlight w:val="yellow"/>
-        </w:rPr>
-        <w:t>Se solicita dejar el mismo nombre que tenia antes, pues se han desarrollado tecnicas que llevan estos componentes con este nombre</w:t>
-      </w:r>
-    </w:p>
-  </w:comment>
-  <w:comment w:initials="SM" w:author="Sandra Paola Morales Paez" w:date="2025-05-01T10:09:00Z" w:id="1">
+  <w:comment w:initials="SM" w:author="Sandra Paola Morales Paez" w:date="2025-05-01T10:09:00Z" w:id="0">
     <w:p>
       <w:pPr>
         <w:pStyle w:val="Textocomentario"/>
@@ -18114,7 +18070,7 @@
       </w:r>
     </w:p>
   </w:comment>
-  <w:comment w:initials="SM" w:author="Sandra Paola Morales Paez" w:date="2025-04-30T10:17:00Z" w:id="2">
+  <w:comment w:initials="SM" w:author="Sandra Paola Morales Paez" w:date="2025-04-30T10:17:00Z" w:id="1">
     <w:p>
       <w:pPr>
         <w:pStyle w:val="Textocomentario"/>
@@ -18130,7 +18086,7 @@
       </w:r>
     </w:p>
   </w:comment>
-  <w:comment w:initials="SM" w:author="Sandra Paola Morales Paez" w:date="2025-04-30T15:36:00Z" w:id="3">
+  <w:comment w:initials="SM" w:author="Sandra Paola Morales Paez" w:date="2025-04-30T15:36:00Z" w:id="2">
     <w:p>
       <w:pPr>
         <w:pStyle w:val="Textocomentario"/>
@@ -18192,7 +18148,7 @@
       </w:r>
     </w:p>
   </w:comment>
-  <w:comment w:initials="SM" w:author="Sandra Paola Morales Paez" w:date="2025-04-30T11:34:00Z" w:id="4">
+  <w:comment w:initials="SM" w:author="Sandra Paola Morales Paez" w:date="2025-04-30T11:34:00Z" w:id="3">
     <w:p>
       <w:pPr>
         <w:pStyle w:val="Textocomentario"/>
@@ -18208,7 +18164,7 @@
       </w:r>
     </w:p>
   </w:comment>
-  <w:comment w:initials="SM" w:author="Sandra Paola Morales Paez" w:date="2025-04-30T11:38:00Z" w:id="5">
+  <w:comment w:initials="SM" w:author="Sandra Paola Morales Paez" w:date="2025-04-30T11:38:00Z" w:id="4">
     <w:p>
       <w:pPr>
         <w:pStyle w:val="Textocomentario"/>
@@ -18232,7 +18188,7 @@
       </w:hyperlink>
     </w:p>
   </w:comment>
-  <w:comment w:initials="SM" w:author="Sandra Paola Morales Paez" w:date="2025-04-30T17:03:00Z" w:id="6">
+  <w:comment w:initials="SM" w:author="Sandra Paola Morales Paez" w:date="2025-04-30T17:03:00Z" w:id="5">
     <w:p>
       <w:pPr>
         <w:pStyle w:val="Textocomentario"/>
@@ -18279,6 +18235,22 @@
       </w:hyperlink>
     </w:p>
   </w:comment>
+  <w:comment w:initials="SM" w:author="Sandra Paola Morales Paez" w:date="2025-09-08T16:43:00Z" w:id="6">
+    <w:p>
+      <w:pPr>
+        <w:pStyle w:val="Textocomentario"/>
+      </w:pPr>
+      <w:r>
+        <w:rPr>
+          <w:rStyle w:val="Refdecomentario"/>
+        </w:rPr>
+        <w:annotationRef/>
+      </w:r>
+      <w:r>
+        <w:t>Ajustado</w:t>
+      </w:r>
+    </w:p>
+  </w:comment>
   <w:comment w:initials="SM" w:author="Sandra Paola Morales Paez" w:date="2025-04-29T15:02:00Z" w:id="7">
     <w:p>
       <w:pPr>
@@ -18319,7 +18291,7 @@
       </w:r>
     </w:p>
   </w:comment>
-  <w:comment w:initials="SM" w:author="Sandra Paola Morales Paez" w:date="2025-04-29T15:21:00Z" w:id="9">
+  <w:comment w:initials="SM" w:author="Sandra Paola Morales Paez" w:date="2025-09-08T16:45:00Z" w:id="9">
     <w:p>
       <w:pPr>
         <w:pStyle w:val="Textocomentario"/>
@@ -18331,11 +18303,27 @@
         <w:annotationRef/>
       </w:r>
       <w:r>
+        <w:t>ajustado</w:t>
+      </w:r>
+    </w:p>
+  </w:comment>
+  <w:comment w:initials="SM" w:author="Sandra Paola Morales Paez" w:date="2025-04-29T15:21:00Z" w:id="10">
+    <w:p>
+      <w:pPr>
+        <w:pStyle w:val="Textocomentario"/>
+      </w:pPr>
+      <w:r>
+        <w:rPr>
+          <w:rStyle w:val="Refdecomentario"/>
+        </w:rPr>
+        <w:annotationRef/>
+      </w:r>
+      <w:r>
         <w:t>Resaltar esta información</w:t>
       </w:r>
     </w:p>
   </w:comment>
-  <w:comment w:initials="SM" w:author="Sandra Paola Morales Paez" w:date="2025-04-30T16:34:00Z" w:id="10">
+  <w:comment w:initials="SM" w:author="Sandra Paola Morales Paez" w:date="2025-04-30T16:34:00Z" w:id="11">
     <w:p>
       <w:pPr>
         <w:pStyle w:val="Textocomentario"/>
@@ -18364,7 +18352,7 @@
       </w:hyperlink>
     </w:p>
   </w:comment>
-  <w:comment w:initials="SM" w:author="Sandra Paola Morales Paez" w:date="2025-04-29T15:56:00Z" w:id="11">
+  <w:comment w:initials="SM" w:author="Sandra Paola Morales Paez" w:date="2025-04-29T15:56:00Z" w:id="12">
     <w:p>
       <w:pPr>
         <w:pStyle w:val="Textocomentario"/>
@@ -18380,7 +18368,7 @@
       </w:r>
     </w:p>
   </w:comment>
-  <w:comment w:initials="SM" w:author="Sandra Paola Morales Paez" w:date="2025-04-29T16:00:00Z" w:id="12">
+  <w:comment w:initials="SM" w:author="Sandra Paola Morales Paez" w:date="2025-04-29T16:00:00Z" w:id="13">
     <w:p>
       <w:pPr>
         <w:pStyle w:val="Textocomentario"/>
@@ -18404,7 +18392,7 @@
       </w:hyperlink>
     </w:p>
   </w:comment>
-  <w:comment w:initials="SM" w:author="Sandra Paola Morales Paez" w:date="2025-04-29T16:20:00Z" w:id="13">
+  <w:comment w:initials="SM" w:author="Sandra Paola Morales Paez" w:date="2025-04-29T16:20:00Z" w:id="14">
     <w:p>
       <w:pPr>
         <w:pStyle w:val="Textocomentario"/>
@@ -18420,7 +18408,7 @@
       </w:r>
     </w:p>
   </w:comment>
-  <w:comment w:initials="SM" w:author="Sandra Paola Morales Paez" w:date="2025-04-29T16:24:00Z" w:id="14">
+  <w:comment w:initials="SM" w:author="Sandra Paola Morales Paez" w:date="2025-09-08T15:54:00Z" w:id="15">
     <w:p>
       <w:pPr>
         <w:pStyle w:val="Textocomentario"/>
@@ -18436,7 +18424,7 @@
       </w:r>
     </w:p>
   </w:comment>
-  <w:comment w:initials="SM" w:author="Sandra Paola Morales Paez" w:date="2025-04-29T17:00:00Z" w:id="15">
+  <w:comment w:initials="SM" w:author="Sandra Paola Morales Paez" w:date="2025-04-29T17:00:00Z" w:id="16">
     <w:p>
       <w:pPr>
         <w:pStyle w:val="Textocomentario"/>
@@ -18460,7 +18448,7 @@
       </w:r>
     </w:p>
   </w:comment>
-  <w:comment w:initials="SM" w:author="Sandra Paola Morales Paez" w:date="2025-04-29T17:05:00Z" w:id="16">
+  <w:comment w:initials="SM" w:author="Sandra Paola Morales Paez" w:date="2025-09-08T16:24:00Z" w:id="17">
     <w:p>
       <w:pPr>
         <w:pStyle w:val="Textocomentario"/>
@@ -18472,6 +18460,38 @@
         <w:annotationRef/>
       </w:r>
       <w:r>
+        <w:t>Ajustado</w:t>
+      </w:r>
+    </w:p>
+  </w:comment>
+  <w:comment w:initials="SM" w:author="Sandra Paola Morales Paez" w:date="2025-09-08T16:59:00Z" w:id="18">
+    <w:p>
+      <w:pPr>
+        <w:pStyle w:val="Textocomentario"/>
+      </w:pPr>
+      <w:r>
+        <w:rPr>
+          <w:rStyle w:val="Refdecomentario"/>
+        </w:rPr>
+        <w:annotationRef/>
+      </w:r>
+      <w:r>
+        <w:t>Y se ajusta a FODA</w:t>
+      </w:r>
+    </w:p>
+  </w:comment>
+  <w:comment w:initials="SM" w:author="Sandra Paola Morales Paez" w:date="2025-04-29T17:05:00Z" w:id="19">
+    <w:p>
+      <w:pPr>
+        <w:pStyle w:val="Textocomentario"/>
+      </w:pPr>
+      <w:r>
+        <w:rPr>
+          <w:rStyle w:val="Refdecomentario"/>
+        </w:rPr>
+        <w:annotationRef/>
+      </w:r>
+      <w:r>
         <w:t xml:space="preserve">Texto alternativo: </w:t>
       </w:r>
     </w:p>
@@ -18484,7 +18504,7 @@
       </w:r>
     </w:p>
   </w:comment>
-  <w:comment w:initials="SM" w:author="Sandra Paola Morales Paez" w:date="2025-04-30T15:44:00Z" w:id="18">
+  <w:comment w:initials="SM" w:author="Sandra Paola Morales Paez" w:date="2025-04-30T15:44:00Z" w:id="21">
     <w:p>
       <w:pPr>
         <w:pStyle w:val="Textocomentario"/>
@@ -18508,7 +18528,7 @@
       </w:r>
     </w:p>
   </w:comment>
-  <w:comment w:initials="SM" w:author="Sandra Paola Morales Paez" w:date="2025-04-30T16:45:00Z" w:id="19">
+  <w:comment w:initials="SM" w:author="Sandra Paola Morales Paez" w:date="2025-04-30T16:45:00Z" w:id="22">
     <w:p>
       <w:pPr>
         <w:pStyle w:val="Textocomentario"/>
@@ -18546,7 +18566,7 @@
       </w:hyperlink>
     </w:p>
   </w:comment>
-  <w:comment w:initials="SM" w:author="Sandra Paola Morales Paez" w:date="2025-04-30T16:40:00Z" w:id="20">
+  <w:comment w:initials="SM" w:author="Sandra Paola Morales Paez" w:date="2025-04-30T16:40:00Z" w:id="23">
     <w:p>
       <w:pPr>
         <w:pStyle w:val="Textocomentario"/>
@@ -18578,7 +18598,7 @@
       </w:hyperlink>
     </w:p>
   </w:comment>
-  <w:comment w:initials="SM" w:author="Sandra Paola Morales Paez" w:date="2025-05-02T16:38:00Z" w:id="21">
+  <w:comment w:initials="SM" w:author="Sandra Paola Morales Paez" w:date="2025-05-02T16:38:00Z" w:id="24">
     <w:p>
       <w:pPr>
         <w:pStyle w:val="Textocomentario"/>
@@ -18606,49 +18626,55 @@
 </file>
 
 <file path=word/commentsExtended.xml><?xml version="1.0" encoding="utf-8"?>
-<w15:commentsEx xmlns:mc="http://schemas.openxmlformats.org/markup-compatibility/2006" xmlns:w15="http://schemas.microsoft.com/office/word/2012/wordml" mc:Ignorable="w15">
-  <w15:commentEx w15:done="0" w15:paraId="4CEC2D46"/>
-  <w15:commentEx w15:done="0" w15:paraId="05D05E50"/>
-  <w15:commentEx w15:done="0" w15:paraId="5382646E"/>
-  <w15:commentEx w15:done="0" w15:paraId="7C2CCBFB"/>
-  <w15:commentEx w15:done="0" w15:paraId="4C53A8AD"/>
-  <w15:commentEx w15:done="0" w15:paraId="407AD116" w15:paraIdParent="4C53A8AD"/>
-  <w15:commentEx w15:done="0" w15:paraId="62742DFF"/>
-  <w15:commentEx w15:done="0" w15:paraId="7EE417DC"/>
-  <w15:commentEx w15:done="0" w15:paraId="2ED41798"/>
-  <w15:commentEx w15:done="0" w15:paraId="2579A177"/>
-  <w15:commentEx w15:done="0" w15:paraId="6E8839D5"/>
-  <w15:commentEx w15:done="0" w15:paraId="1BE8F58C"/>
-  <w15:commentEx w15:done="0" w15:paraId="7384DD70"/>
-  <w15:commentEx w15:done="0" w15:paraId="26ED2894"/>
-  <w15:commentEx w15:done="0" w15:paraId="08A54BD0"/>
-  <w15:commentEx w15:done="0" w15:paraId="44C5868D"/>
-  <w15:commentEx w15:done="0" w15:paraId="6F949DA4"/>
-  <w15:commentEx w15:done="0" w15:paraId="17E3E8EA"/>
-  <w15:commentEx w15:done="0" w15:paraId="0B0D698D"/>
-  <w15:commentEx w15:done="0" w15:paraId="4A57F483"/>
-  <w15:commentEx w15:done="0" w15:paraId="76231966"/>
+<w15:commentsEx xmlns:wpc="http://schemas.microsoft.com/office/word/2010/wordprocessingCanvas" xmlns:cx="http://schemas.microsoft.com/office/drawing/2014/chartex" xmlns:cx1="http://schemas.microsoft.com/office/drawing/2015/9/8/chartex" xmlns:cx2="http://schemas.microsoft.com/office/drawing/2015/10/21/chartex" xmlns:cx3="http://schemas.microsoft.com/office/drawing/2016/5/9/chartex" xmlns:cx4="http://schemas.microsoft.com/office/drawing/2016/5/10/chartex" xmlns:cx5="http://schemas.microsoft.com/office/drawing/2016/5/11/chartex" xmlns:cx6="http://schemas.microsoft.com/office/drawing/2016/5/12/chartex" xmlns:cx7="http://schemas.microsoft.com/office/drawing/2016/5/13/chartex" xmlns:cx8="http://schemas.microsoft.com/office/drawing/2016/5/14/chartex" xmlns:mc="http://schemas.openxmlformats.org/markup-compatibility/2006" xmlns:aink="http://schemas.microsoft.com/office/drawing/2016/ink" xmlns:am3d="http://schemas.microsoft.com/office/drawing/2017/model3d" xmlns:o="urn:schemas-microsoft-com:office:office" xmlns:oel="http://schemas.microsoft.com/office/2019/extlst" xmlns:r="http://schemas.openxmlformats.org/officeDocument/2006/relationships" xmlns:m="http://schemas.openxmlformats.org/officeDocument/2006/math" xmlns:v="urn:schemas-microsoft-com:vml" xmlns:wp14="http://schemas.microsoft.com/office/word/2010/wordprocessingDrawing" xmlns:wp="http://schemas.openxmlformats.org/drawingml/2006/wordprocessingDrawing" xmlns:w10="urn:schemas-microsoft-com:office:word" xmlns:w="http://schemas.openxmlformats.org/wordprocessingml/2006/main" xmlns:w14="http://schemas.microsoft.com/office/word/2010/wordml" xmlns:w15="http://schemas.microsoft.com/office/word/2012/wordml" xmlns:w16cex="http://schemas.microsoft.com/office/word/2018/wordml/cex" xmlns:w16cid="http://schemas.microsoft.com/office/word/2016/wordml/cid" xmlns:w16="http://schemas.microsoft.com/office/word/2018/wordml" xmlns:w16du="http://schemas.microsoft.com/office/word/2023/wordml/word16du" xmlns:w16sdtdh="http://schemas.microsoft.com/office/word/2020/wordml/sdtdatahash" xmlns:w16sdtfl="http://schemas.microsoft.com/office/word/2024/wordml/sdtformatlock" xmlns:w16se="http://schemas.microsoft.com/office/word/2015/wordml/symex" xmlns:wpg="http://schemas.microsoft.com/office/word/2010/wordprocessingGroup" xmlns:wpi="http://schemas.microsoft.com/office/word/2010/wordprocessingInk" xmlns:wne="http://schemas.microsoft.com/office/word/2006/wordml" xmlns:wps="http://schemas.microsoft.com/office/word/2010/wordprocessingShape" mc:Ignorable="w14 w15 w16se w16cid w16 w16cex w16sdtdh w16sdtfl w16du wp14">
+  <w15:commentEx w15:paraId="05D05E50" w15:done="0"/>
+  <w15:commentEx w15:paraId="5382646E" w15:done="0"/>
+  <w15:commentEx w15:paraId="7C2CCBFB" w15:done="0"/>
+  <w15:commentEx w15:paraId="4C53A8AD" w15:done="0"/>
+  <w15:commentEx w15:paraId="407AD116" w15:paraIdParent="4C53A8AD" w15:done="0"/>
+  <w15:commentEx w15:paraId="62742DFF" w15:done="0"/>
+  <w15:commentEx w15:paraId="2BD0C20E" w15:done="0"/>
+  <w15:commentEx w15:paraId="7EE417DC" w15:done="0"/>
+  <w15:commentEx w15:paraId="2ED41798" w15:done="0"/>
+  <w15:commentEx w15:paraId="04982C83" w15:done="0"/>
+  <w15:commentEx w15:paraId="2579A177" w15:done="0"/>
+  <w15:commentEx w15:paraId="6E8839D5" w15:done="0"/>
+  <w15:commentEx w15:paraId="1BE8F58C" w15:done="0"/>
+  <w15:commentEx w15:paraId="7384DD70" w15:done="0"/>
+  <w15:commentEx w15:paraId="26ED2894" w15:done="0"/>
+  <w15:commentEx w15:paraId="205E2198" w15:done="0"/>
+  <w15:commentEx w15:paraId="44C5868D" w15:done="0"/>
+  <w15:commentEx w15:paraId="7FF1F255" w15:done="0"/>
+  <w15:commentEx w15:paraId="75EE764E" w15:paraIdParent="7FF1F255" w15:done="0"/>
+  <w15:commentEx w15:paraId="6F949DA4" w15:done="0"/>
+  <w15:commentEx w15:paraId="17E3E8EA" w15:done="0"/>
+  <w15:commentEx w15:paraId="0B0D698D" w15:done="0"/>
+  <w15:commentEx w15:paraId="4A57F483" w15:done="0"/>
+  <w15:commentEx w15:paraId="76231966" w15:done="0"/>
 </w15:commentsEx>
 </file>
 
 <file path=word/commentsExtensible.xml><?xml version="1.0" encoding="utf-8"?>
-<w16cex:commentsExtensible xmlns:w16="http://schemas.microsoft.com/office/word/2018/wordml" xmlns:w16cex="http://schemas.microsoft.com/office/word/2018/wordml/cex" xmlns:mc="http://schemas.openxmlformats.org/markup-compatibility/2006" mc:Ignorable="w16 w16cex">
-  <w16cex:commentExtensible w16cex:durableId="7EF8E1C6" w16cex:dateUtc="2025-07-07T21:49:00Z"/>
+<w16cex:commentsExtensible xmlns:wpc="http://schemas.microsoft.com/office/word/2010/wordprocessingCanvas" xmlns:cx="http://schemas.microsoft.com/office/drawing/2014/chartex" xmlns:cx1="http://schemas.microsoft.com/office/drawing/2015/9/8/chartex" xmlns:cx2="http://schemas.microsoft.com/office/drawing/2015/10/21/chartex" xmlns:cx3="http://schemas.microsoft.com/office/drawing/2016/5/9/chartex" xmlns:cx4="http://schemas.microsoft.com/office/drawing/2016/5/10/chartex" xmlns:cx5="http://schemas.microsoft.com/office/drawing/2016/5/11/chartex" xmlns:cx6="http://schemas.microsoft.com/office/drawing/2016/5/12/chartex" xmlns:cx7="http://schemas.microsoft.com/office/drawing/2016/5/13/chartex" xmlns:cx8="http://schemas.microsoft.com/office/drawing/2016/5/14/chartex" xmlns:cr="http://schemas.microsoft.com/office/comments/2020/reactions" xmlns:mc="http://schemas.openxmlformats.org/markup-compatibility/2006" xmlns:aink="http://schemas.microsoft.com/office/drawing/2016/ink" xmlns:am3d="http://schemas.microsoft.com/office/drawing/2017/model3d" xmlns:o="urn:schemas-microsoft-com:office:office" xmlns:oel="http://schemas.microsoft.com/office/2019/extlst" xmlns:r="http://schemas.openxmlformats.org/officeDocument/2006/relationships" xmlns:m="http://schemas.openxmlformats.org/officeDocument/2006/math" xmlns:v="urn:schemas-microsoft-com:vml" xmlns:wp14="http://schemas.microsoft.com/office/word/2010/wordprocessingDrawing" xmlns:wp="http://schemas.openxmlformats.org/drawingml/2006/wordprocessingDrawing" xmlns:w10="urn:schemas-microsoft-com:office:word" xmlns:w="http://schemas.openxmlformats.org/wordprocessingml/2006/main" xmlns:w14="http://schemas.microsoft.com/office/word/2010/wordml" xmlns:w15="http://schemas.microsoft.com/office/word/2012/wordml" xmlns:w16cex="http://schemas.microsoft.com/office/word/2018/wordml/cex" xmlns:w16cid="http://schemas.microsoft.com/office/word/2016/wordml/cid" xmlns:w16="http://schemas.microsoft.com/office/word/2018/wordml" xmlns:w16du="http://schemas.microsoft.com/office/word/2023/wordml/word16du" xmlns:w16sdtdh="http://schemas.microsoft.com/office/word/2020/wordml/sdtdatahash" xmlns:w16sdtfl="http://schemas.microsoft.com/office/word/2024/wordml/sdtformatlock" xmlns:w16se="http://schemas.microsoft.com/office/word/2015/wordml/symex" xmlns:wpg="http://schemas.microsoft.com/office/word/2010/wordprocessingGroup" xmlns:wpi="http://schemas.microsoft.com/office/word/2010/wordprocessingInk" xmlns:wne="http://schemas.microsoft.com/office/word/2006/wordml" xmlns:wps="http://schemas.microsoft.com/office/word/2010/wordprocessingShape" mc:Ignorable="w14 w15 w16se w16cid w16 w16cex w16sdtdh w16sdtfl cr w16du wp14">
   <w16cex:commentExtensible w16cex:durableId="1D53312B" w16cex:dateUtc="2025-05-01T15:09:00Z"/>
   <w16cex:commentExtensible w16cex:durableId="3D794F0E" w16cex:dateUtc="2025-04-30T15:17:00Z"/>
   <w16cex:commentExtensible w16cex:durableId="029727C2" w16cex:dateUtc="2025-04-30T20:36:00Z"/>
   <w16cex:commentExtensible w16cex:durableId="6E4B09AE" w16cex:dateUtc="2025-04-30T16:34:00Z"/>
   <w16cex:commentExtensible w16cex:durableId="256EC8E5" w16cex:dateUtc="2025-04-30T16:38:00Z"/>
   <w16cex:commentExtensible w16cex:durableId="58E60E62" w16cex:dateUtc="2025-04-30T22:03:00Z"/>
+  <w16cex:commentExtensible w16cex:durableId="1CA3A470" w16cex:dateUtc="2025-09-08T21:43:00Z"/>
   <w16cex:commentExtensible w16cex:durableId="257EDC1A" w16cex:dateUtc="2025-04-29T20:02:00Z"/>
   <w16cex:commentExtensible w16cex:durableId="4CCC6B93" w16cex:dateUtc="2025-05-22T15:05:00Z"/>
+  <w16cex:commentExtensible w16cex:durableId="43B14570" w16cex:dateUtc="2025-09-08T21:45:00Z"/>
   <w16cex:commentExtensible w16cex:durableId="3CC16B8E" w16cex:dateUtc="2025-04-29T20:21:00Z"/>
   <w16cex:commentExtensible w16cex:durableId="1095F518" w16cex:dateUtc="2025-04-30T21:34:00Z"/>
   <w16cex:commentExtensible w16cex:durableId="3F22F915" w16cex:dateUtc="2025-04-29T20:56:00Z"/>
   <w16cex:commentExtensible w16cex:durableId="41B6F108" w16cex:dateUtc="2025-04-29T21:00:00Z"/>
   <w16cex:commentExtensible w16cex:durableId="31D75873" w16cex:dateUtc="2025-04-29T21:20:00Z"/>
-  <w16cex:commentExtensible w16cex:durableId="4311A1AE" w16cex:dateUtc="2025-04-29T21:24:00Z"/>
+  <w16cex:commentExtensible w16cex:durableId="218ABB4B" w16cex:dateUtc="2025-09-08T20:54:00Z"/>
   <w16cex:commentExtensible w16cex:durableId="440E56CC" w16cex:dateUtc="2025-04-29T22:00:00Z"/>
+  <w16cex:commentExtensible w16cex:durableId="4FCA446E" w16cex:dateUtc="2025-09-08T21:24:00Z"/>
+  <w16cex:commentExtensible w16cex:durableId="7959CCF2" w16cex:dateUtc="2025-09-08T21:59:00Z"/>
   <w16cex:commentExtensible w16cex:durableId="3E238C84" w16cex:dateUtc="2025-04-29T22:05:00Z"/>
   <w16cex:commentExtensible w16cex:durableId="323FF13F" w16cex:dateUtc="2025-04-30T20:44:00Z"/>
   <w16cex:commentExtensible w16cex:durableId="317B7CD1" w16cex:dateUtc="2025-04-30T21:45:00Z"/>
@@ -18658,23 +18684,26 @@
 </file>
 
 <file path=word/commentsIds.xml><?xml version="1.0" encoding="utf-8"?>
-<w16cid:commentsIds xmlns:mc="http://schemas.openxmlformats.org/markup-compatibility/2006" xmlns:w16cid="http://schemas.microsoft.com/office/word/2016/wordml/cid" mc:Ignorable="w16cid">
-  <w16cid:commentId w16cid:paraId="4CEC2D46" w16cid:durableId="7EF8E1C6"/>
+<w16cid:commentsIds xmlns:wpc="http://schemas.microsoft.com/office/word/2010/wordprocessingCanvas" xmlns:cx="http://schemas.microsoft.com/office/drawing/2014/chartex" xmlns:cx1="http://schemas.microsoft.com/office/drawing/2015/9/8/chartex" xmlns:cx2="http://schemas.microsoft.com/office/drawing/2015/10/21/chartex" xmlns:cx3="http://schemas.microsoft.com/office/drawing/2016/5/9/chartex" xmlns:cx4="http://schemas.microsoft.com/office/drawing/2016/5/10/chartex" xmlns:cx5="http://schemas.microsoft.com/office/drawing/2016/5/11/chartex" xmlns:cx6="http://schemas.microsoft.com/office/drawing/2016/5/12/chartex" xmlns:cx7="http://schemas.microsoft.com/office/drawing/2016/5/13/chartex" xmlns:cx8="http://schemas.microsoft.com/office/drawing/2016/5/14/chartex" xmlns:mc="http://schemas.openxmlformats.org/markup-compatibility/2006" xmlns:aink="http://schemas.microsoft.com/office/drawing/2016/ink" xmlns:am3d="http://schemas.microsoft.com/office/drawing/2017/model3d" xmlns:o="urn:schemas-microsoft-com:office:office" xmlns:oel="http://schemas.microsoft.com/office/2019/extlst" xmlns:r="http://schemas.openxmlformats.org/officeDocument/2006/relationships" xmlns:m="http://schemas.openxmlformats.org/officeDocument/2006/math" xmlns:v="urn:schemas-microsoft-com:vml" xmlns:wp14="http://schemas.microsoft.com/office/word/2010/wordprocessingDrawing" xmlns:wp="http://schemas.openxmlformats.org/drawingml/2006/wordprocessingDrawing" xmlns:w10="urn:schemas-microsoft-com:office:word" xmlns:w="http://schemas.openxmlformats.org/wordprocessingml/2006/main" xmlns:w14="http://schemas.microsoft.com/office/word/2010/wordml" xmlns:w15="http://schemas.microsoft.com/office/word/2012/wordml" xmlns:w16cex="http://schemas.microsoft.com/office/word/2018/wordml/cex" xmlns:w16cid="http://schemas.microsoft.com/office/word/2016/wordml/cid" xmlns:w16="http://schemas.microsoft.com/office/word/2018/wordml" xmlns:w16du="http://schemas.microsoft.com/office/word/2023/wordml/word16du" xmlns:w16sdtdh="http://schemas.microsoft.com/office/word/2020/wordml/sdtdatahash" xmlns:w16sdtfl="http://schemas.microsoft.com/office/word/2024/wordml/sdtformatlock" xmlns:w16se="http://schemas.microsoft.com/office/word/2015/wordml/symex" xmlns:wpg="http://schemas.microsoft.com/office/word/2010/wordprocessingGroup" xmlns:wpi="http://schemas.microsoft.com/office/word/2010/wordprocessingInk" xmlns:wne="http://schemas.microsoft.com/office/word/2006/wordml" xmlns:wps="http://schemas.microsoft.com/office/word/2010/wordprocessingShape" mc:Ignorable="w14 w15 w16se w16cid w16 w16cex w16sdtdh w16sdtfl w16du wp14">
   <w16cid:commentId w16cid:paraId="05D05E50" w16cid:durableId="1D53312B"/>
   <w16cid:commentId w16cid:paraId="5382646E" w16cid:durableId="3D794F0E"/>
   <w16cid:commentId w16cid:paraId="7C2CCBFB" w16cid:durableId="029727C2"/>
   <w16cid:commentId w16cid:paraId="4C53A8AD" w16cid:durableId="6E4B09AE"/>
   <w16cid:commentId w16cid:paraId="407AD116" w16cid:durableId="256EC8E5"/>
   <w16cid:commentId w16cid:paraId="62742DFF" w16cid:durableId="58E60E62"/>
+  <w16cid:commentId w16cid:paraId="2BD0C20E" w16cid:durableId="1CA3A470"/>
   <w16cid:commentId w16cid:paraId="7EE417DC" w16cid:durableId="257EDC1A"/>
   <w16cid:commentId w16cid:paraId="2ED41798" w16cid:durableId="4CCC6B93"/>
+  <w16cid:commentId w16cid:paraId="04982C83" w16cid:durableId="43B14570"/>
   <w16cid:commentId w16cid:paraId="2579A177" w16cid:durableId="3CC16B8E"/>
   <w16cid:commentId w16cid:paraId="6E8839D5" w16cid:durableId="1095F518"/>
   <w16cid:commentId w16cid:paraId="1BE8F58C" w16cid:durableId="3F22F915"/>
   <w16cid:commentId w16cid:paraId="7384DD70" w16cid:durableId="41B6F108"/>
   <w16cid:commentId w16cid:paraId="26ED2894" w16cid:durableId="31D75873"/>
-  <w16cid:commentId w16cid:paraId="08A54BD0" w16cid:durableId="4311A1AE"/>
+  <w16cid:commentId w16cid:paraId="205E2198" w16cid:durableId="218ABB4B"/>
   <w16cid:commentId w16cid:paraId="44C5868D" w16cid:durableId="440E56CC"/>
+  <w16cid:commentId w16cid:paraId="7FF1F255" w16cid:durableId="4FCA446E"/>
+  <w16cid:commentId w16cid:paraId="75EE764E" w16cid:durableId="7959CCF2"/>
   <w16cid:commentId w16cid:paraId="6F949DA4" w16cid:durableId="3E238C84"/>
   <w16cid:commentId w16cid:paraId="17E3E8EA" w16cid:durableId="323FF13F"/>
   <w16cid:commentId w16cid:paraId="0B0D698D" w16cid:durableId="317B7CD1"/>
@@ -27680,7 +27709,6 @@
   <w:style w:type="character" w:styleId="Fuentedeprrafopredeter" w:default="1">
     <w:name w:val="Default Paragraph Font"/>
     <w:uiPriority w:val="1"/>
-    <w:semiHidden/>
     <w:unhideWhenUsed/>
   </w:style>
   <w:style w:type="table" w:styleId="Tablanormal" w:default="1">
@@ -29186,30 +29214,35 @@
 </file>
 
 <file path=customXml/item1.xml><?xml version="1.0" encoding="utf-8"?>
-<ct:contentTypeSchema xmlns:ct="http://schemas.microsoft.com/office/2006/metadata/contentType" xmlns:ma="http://schemas.microsoft.com/office/2006/metadata/properties/metaAttributes" ct:_="" ma:_="" ma:contentTypeName="Documento" ma:contentTypeID="0x01010049282E1EDBE9234EA9E6D38F720E265F" ma:contentTypeVersion="15" ma:contentTypeDescription="Crear nuevo documento." ma:contentTypeScope="" ma:versionID="b31c7aa9eaf043a08b87120b3c4916e3">
-  <xsd:schema xmlns:xsd="http://www.w3.org/2001/XMLSchema" xmlns:xs="http://www.w3.org/2001/XMLSchema" xmlns:p="http://schemas.microsoft.com/office/2006/metadata/properties" xmlns:ns2="cb45339b-ced9-4d0d-8f64-77573914d53b" xmlns:ns3="43a3ca16-9c26-4813-b83f-4aec9927b43f" targetNamespace="http://schemas.microsoft.com/office/2006/metadata/properties" ma:root="true" ma:fieldsID="3533d065b04d75c457075bc55f1f5315" ns2:_="" ns3:_="">
-    <xsd:import namespace="cb45339b-ced9-4d0d-8f64-77573914d53b"/>
-    <xsd:import namespace="43a3ca16-9c26-4813-b83f-4aec9927b43f"/>
+<?mso-contentType ?>
+<FormTemplates xmlns="http://schemas.microsoft.com/sharepoint/v3/contenttype/forms">
+  <Display>DocumentLibraryForm</Display>
+  <Edit>DocumentLibraryForm</Edit>
+  <New>DocumentLibraryForm</New>
+</FormTemplates>
+</file>
+
+<file path=customXml/item2.xml><?xml version="1.0" encoding="utf-8"?>
+<ct:contentTypeSchema xmlns:ct="http://schemas.microsoft.com/office/2006/metadata/contentType" xmlns:ma="http://schemas.microsoft.com/office/2006/metadata/properties/metaAttributes" ct:_="" ma:_="" ma:contentTypeName="Documento" ma:contentTypeID="0x0101005D7421CBAB376F47AC1876466873BE0C" ma:contentTypeVersion="11" ma:contentTypeDescription="Crear nuevo documento." ma:contentTypeScope="" ma:versionID="3a1bba6d8728ce939bf9f95dae234b40">
+  <xsd:schema xmlns:xsd="http://www.w3.org/2001/XMLSchema" xmlns:xs="http://www.w3.org/2001/XMLSchema" xmlns:p="http://schemas.microsoft.com/office/2006/metadata/properties" xmlns:ns2="55abea07-cd72-4a95-add0-1082a24cf9e9" xmlns:ns3="285d351f-f218-493a-825f-85a9dfbde315" targetNamespace="http://schemas.microsoft.com/office/2006/metadata/properties" ma:root="true" ma:fieldsID="a4f96e62c8f781ccc064189483c2e669" ns2:_="" ns3:_="">
+    <xsd:import namespace="55abea07-cd72-4a95-add0-1082a24cf9e9"/>
+    <xsd:import namespace="285d351f-f218-493a-825f-85a9dfbde315"/>
     <xsd:element name="properties">
       <xsd:complexType>
         <xsd:sequence>
           <xsd:element name="documentManagement">
             <xsd:complexType>
               <xsd:all>
-                <xsd:element ref="ns2:SharedWithUsers" minOccurs="0"/>
-                <xsd:element ref="ns2:SharedWithDetails" minOccurs="0"/>
-                <xsd:element ref="ns3:MediaServiceMetadata" minOccurs="0"/>
-                <xsd:element ref="ns3:MediaServiceFastMetadata" minOccurs="0"/>
-                <xsd:element ref="ns3:MediaServiceDateTaken" minOccurs="0"/>
-                <xsd:element ref="ns3:MediaServiceObjectDetectorVersions" minOccurs="0"/>
-                <xsd:element ref="ns3:MediaLengthInSeconds" minOccurs="0"/>
-                <xsd:element ref="ns3:MediaServiceLocation" minOccurs="0"/>
-                <xsd:element ref="ns3:MediaServiceGenerationTime" minOccurs="0"/>
-                <xsd:element ref="ns3:MediaServiceEventHashCode" minOccurs="0"/>
-                <xsd:element ref="ns3:lcf76f155ced4ddcb4097134ff3c332f" minOccurs="0"/>
-                <xsd:element ref="ns2:TaxCatchAll" minOccurs="0"/>
-                <xsd:element ref="ns3:MediaServiceOCR" minOccurs="0"/>
-                <xsd:element ref="ns3:MediaServiceSearchProperties" minOccurs="0"/>
+                <xsd:element ref="ns2:MediaServiceMetadata" minOccurs="0"/>
+                <xsd:element ref="ns2:MediaServiceFastMetadata" minOccurs="0"/>
+                <xsd:element ref="ns2:MediaServiceSearchProperties" minOccurs="0"/>
+                <xsd:element ref="ns2:MediaServiceDateTaken" minOccurs="0"/>
+                <xsd:element ref="ns2:lcf76f155ced4ddcb4097134ff3c332f" minOccurs="0"/>
+                <xsd:element ref="ns3:TaxCatchAll" minOccurs="0"/>
+                <xsd:element ref="ns2:MediaServiceOCR" minOccurs="0"/>
+                <xsd:element ref="ns2:MediaServiceGenerationTime" minOccurs="0"/>
+                <xsd:element ref="ns2:MediaServiceEventHashCode" minOccurs="0"/>
+                <xsd:element ref="ns2:MediaLengthInSeconds" minOccurs="0"/>
               </xsd:all>
             </xsd:complexType>
           </xsd:element>
@@ -29217,78 +29250,41 @@
       </xsd:complexType>
     </xsd:element>
   </xsd:schema>
-  <xsd:schema xmlns:xsd="http://www.w3.org/2001/XMLSchema" xmlns:xs="http://www.w3.org/2001/XMLSchema" xmlns:dms="http://schemas.microsoft.com/office/2006/documentManagement/types" xmlns:pc="http://schemas.microsoft.com/office/infopath/2007/PartnerControls" targetNamespace="cb45339b-ced9-4d0d-8f64-77573914d53b" elementFormDefault="qualified">
+  <xsd:schema xmlns:xsd="http://www.w3.org/2001/XMLSchema" xmlns:xs="http://www.w3.org/2001/XMLSchema" xmlns:dms="http://schemas.microsoft.com/office/2006/documentManagement/types" xmlns:pc="http://schemas.microsoft.com/office/infopath/2007/PartnerControls" targetNamespace="55abea07-cd72-4a95-add0-1082a24cf9e9" elementFormDefault="qualified">
     <xsd:import namespace="http://schemas.microsoft.com/office/2006/documentManagement/types"/>
     <xsd:import namespace="http://schemas.microsoft.com/office/infopath/2007/PartnerControls"/>
-    <xsd:element name="SharedWithUsers" ma:index="8" nillable="true" ma:displayName="Compartido con" ma:internalName="SharedWithUsers" ma:readOnly="true">
+    <xsd:element name="MediaServiceMetadata" ma:index="8" nillable="true" ma:displayName="MediaServiceMetadata" ma:hidden="true" ma:internalName="MediaServiceMetadata" ma:readOnly="true">
+      <xsd:simpleType>
+        <xsd:restriction base="dms:Note"/>
+      </xsd:simpleType>
+    </xsd:element>
+    <xsd:element name="MediaServiceFastMetadata" ma:index="9" nillable="true" ma:displayName="MediaServiceFastMetadata" ma:hidden="true" ma:internalName="MediaServiceFastMetadata" ma:readOnly="true">
+      <xsd:simpleType>
+        <xsd:restriction base="dms:Note"/>
+      </xsd:simpleType>
+    </xsd:element>
+    <xsd:element name="MediaServiceSearchProperties" ma:index="10" nillable="true" ma:displayName="MediaServiceSearchProperties" ma:hidden="true" ma:internalName="MediaServiceSearchProperties" ma:readOnly="true">
+      <xsd:simpleType>
+        <xsd:restriction base="dms:Note"/>
+      </xsd:simpleType>
+    </xsd:element>
+    <xsd:element name="MediaServiceDateTaken" ma:index="11" nillable="true" ma:displayName="MediaServiceDateTaken" ma:hidden="true" ma:indexed="true" ma:internalName="MediaServiceDateTaken" ma:readOnly="true">
+      <xsd:simpleType>
+        <xsd:restriction base="dms:Text"/>
+      </xsd:simpleType>
+    </xsd:element>
+    <xsd:element name="lcf76f155ced4ddcb4097134ff3c332f" ma:index="13" nillable="true" ma:taxonomy="true" ma:internalName="lcf76f155ced4ddcb4097134ff3c332f" ma:taxonomyFieldName="MediaServiceImageTags" ma:displayName="Etiquetas de imagen" ma:readOnly="false" ma:fieldId="{5cf76f15-5ced-4ddc-b409-7134ff3c332f}" ma:taxonomyMulti="true" ma:sspId="d33c8c81-5745-4931-bcc4-c2aeafe86780" ma:termSetId="09814cd3-568e-fe90-9814-8d621ff8fb84" ma:anchorId="fba54fb3-c3e1-fe81-a776-ca4b69148c4d" ma:open="true" ma:isKeyword="false">
       <xsd:complexType>
-        <xsd:complexContent>
-          <xsd:extension base="dms:UserMulti">
-            <xsd:sequence>
-              <xsd:element name="UserInfo" minOccurs="0" maxOccurs="unbounded">
-                <xsd:complexType>
-                  <xsd:sequence>
-                    <xsd:element name="DisplayName" type="xsd:string" minOccurs="0"/>
-                    <xsd:element name="AccountId" type="dms:UserId" minOccurs="0" nillable="true"/>
-                    <xsd:element name="AccountType" type="xsd:string" minOccurs="0"/>
-                  </xsd:sequence>
-                </xsd:complexType>
-              </xsd:element>
-            </xsd:sequence>
-          </xsd:extension>
-        </xsd:complexContent>
+        <xsd:sequence>
+          <xsd:element ref="pc:Terms" minOccurs="0" maxOccurs="1"/>
+        </xsd:sequence>
       </xsd:complexType>
     </xsd:element>
-    <xsd:element name="SharedWithDetails" ma:index="9" nillable="true" ma:displayName="Detalles de uso compartido" ma:internalName="SharedWithDetails" ma:readOnly="true">
+    <xsd:element name="MediaServiceOCR" ma:index="15" nillable="true" ma:displayName="Extracted Text" ma:internalName="MediaServiceOCR" ma:readOnly="true">
       <xsd:simpleType>
         <xsd:restriction base="dms:Note">
           <xsd:maxLength value="255"/>
         </xsd:restriction>
-      </xsd:simpleType>
-    </xsd:element>
-    <xsd:element name="TaxCatchAll" ma:index="20" nillable="true" ma:displayName="Taxonomy Catch All Column" ma:hidden="true" ma:list="{2f40a149-578b-41a1-8845-c88bc1831770}" ma:internalName="TaxCatchAll" ma:showField="CatchAllData" ma:web="cb45339b-ced9-4d0d-8f64-77573914d53b">
-      <xsd:complexType>
-        <xsd:complexContent>
-          <xsd:extension base="dms:MultiChoiceLookup">
-            <xsd:sequence>
-              <xsd:element name="Value" type="dms:Lookup" maxOccurs="unbounded" minOccurs="0" nillable="true"/>
-            </xsd:sequence>
-          </xsd:extension>
-        </xsd:complexContent>
-      </xsd:complexType>
-    </xsd:element>
-  </xsd:schema>
-  <xsd:schema xmlns:xsd="http://www.w3.org/2001/XMLSchema" xmlns:xs="http://www.w3.org/2001/XMLSchema" xmlns:dms="http://schemas.microsoft.com/office/2006/documentManagement/types" xmlns:pc="http://schemas.microsoft.com/office/infopath/2007/PartnerControls" targetNamespace="43a3ca16-9c26-4813-b83f-4aec9927b43f" elementFormDefault="qualified">
-    <xsd:import namespace="http://schemas.microsoft.com/office/2006/documentManagement/types"/>
-    <xsd:import namespace="http://schemas.microsoft.com/office/infopath/2007/PartnerControls"/>
-    <xsd:element name="MediaServiceMetadata" ma:index="10" nillable="true" ma:displayName="MediaServiceMetadata" ma:hidden="true" ma:internalName="MediaServiceMetadata" ma:readOnly="true">
-      <xsd:simpleType>
-        <xsd:restriction base="dms:Note"/>
-      </xsd:simpleType>
-    </xsd:element>
-    <xsd:element name="MediaServiceFastMetadata" ma:index="11" nillable="true" ma:displayName="MediaServiceFastMetadata" ma:hidden="true" ma:internalName="MediaServiceFastMetadata" ma:readOnly="true">
-      <xsd:simpleType>
-        <xsd:restriction base="dms:Note"/>
-      </xsd:simpleType>
-    </xsd:element>
-    <xsd:element name="MediaServiceDateTaken" ma:index="12" nillable="true" ma:displayName="MediaServiceDateTaken" ma:hidden="true" ma:indexed="true" ma:internalName="MediaServiceDateTaken" ma:readOnly="true">
-      <xsd:simpleType>
-        <xsd:restriction base="dms:Text"/>
-      </xsd:simpleType>
-    </xsd:element>
-    <xsd:element name="MediaServiceObjectDetectorVersions" ma:index="13" nillable="true" ma:displayName="MediaServiceObjectDetectorVersions" ma:hidden="true" ma:indexed="true" ma:internalName="MediaServiceObjectDetectorVersions" ma:readOnly="true">
-      <xsd:simpleType>
-        <xsd:restriction base="dms:Text"/>
-      </xsd:simpleType>
-    </xsd:element>
-    <xsd:element name="MediaLengthInSeconds" ma:index="14" nillable="true" ma:displayName="MediaLengthInSeconds" ma:hidden="true" ma:internalName="MediaLengthInSeconds" ma:readOnly="true">
-      <xsd:simpleType>
-        <xsd:restriction base="dms:Unknown"/>
-      </xsd:simpleType>
-    </xsd:element>
-    <xsd:element name="MediaServiceLocation" ma:index="15" nillable="true" ma:displayName="Location" ma:indexed="true" ma:internalName="MediaServiceLocation" ma:readOnly="true">
-      <xsd:simpleType>
-        <xsd:restriction base="dms:Text"/>
       </xsd:simpleType>
     </xsd:element>
     <xsd:element name="MediaServiceGenerationTime" ma:index="16" nillable="true" ma:displayName="MediaServiceGenerationTime" ma:hidden="true" ma:internalName="MediaServiceGenerationTime" ma:readOnly="true">
@@ -29301,24 +29297,25 @@
         <xsd:restriction base="dms:Text"/>
       </xsd:simpleType>
     </xsd:element>
-    <xsd:element name="lcf76f155ced4ddcb4097134ff3c332f" ma:index="19" nillable="true" ma:taxonomy="true" ma:internalName="lcf76f155ced4ddcb4097134ff3c332f" ma:taxonomyFieldName="MediaServiceImageTags" ma:displayName="Etiquetas de imagen" ma:readOnly="false" ma:fieldId="{5cf76f15-5ced-4ddc-b409-7134ff3c332f}" ma:taxonomyMulti="true" ma:sspId="d33c8c81-5745-4931-bcc4-c2aeafe86780" ma:termSetId="09814cd3-568e-fe90-9814-8d621ff8fb84" ma:anchorId="fba54fb3-c3e1-fe81-a776-ca4b69148c4d" ma:open="true" ma:isKeyword="false">
-      <xsd:complexType>
-        <xsd:sequence>
-          <xsd:element ref="pc:Terms" minOccurs="0" maxOccurs="1"/>
-        </xsd:sequence>
-      </xsd:complexType>
-    </xsd:element>
-    <xsd:element name="MediaServiceOCR" ma:index="21" nillable="true" ma:displayName="Extracted Text" ma:internalName="MediaServiceOCR" ma:readOnly="true">
+    <xsd:element name="MediaLengthInSeconds" ma:index="18" nillable="true" ma:displayName="MediaLengthInSeconds" ma:hidden="true" ma:internalName="MediaLengthInSeconds" ma:readOnly="true">
       <xsd:simpleType>
-        <xsd:restriction base="dms:Note">
-          <xsd:maxLength value="255"/>
-        </xsd:restriction>
+        <xsd:restriction base="dms:Unknown"/>
       </xsd:simpleType>
     </xsd:element>
-    <xsd:element name="MediaServiceSearchProperties" ma:index="22" nillable="true" ma:displayName="MediaServiceSearchProperties" ma:hidden="true" ma:internalName="MediaServiceSearchProperties" ma:readOnly="true">
-      <xsd:simpleType>
-        <xsd:restriction base="dms:Note"/>
-      </xsd:simpleType>
+  </xsd:schema>
+  <xsd:schema xmlns:xsd="http://www.w3.org/2001/XMLSchema" xmlns:xs="http://www.w3.org/2001/XMLSchema" xmlns:dms="http://schemas.microsoft.com/office/2006/documentManagement/types" xmlns:pc="http://schemas.microsoft.com/office/infopath/2007/PartnerControls" targetNamespace="285d351f-f218-493a-825f-85a9dfbde315" elementFormDefault="qualified">
+    <xsd:import namespace="http://schemas.microsoft.com/office/2006/documentManagement/types"/>
+    <xsd:import namespace="http://schemas.microsoft.com/office/infopath/2007/PartnerControls"/>
+    <xsd:element name="TaxCatchAll" ma:index="14" nillable="true" ma:displayName="Taxonomy Catch All Column" ma:hidden="true" ma:list="{5d57ac59-ec13-4ab6-8bf8-a162ea89df9b}" ma:internalName="TaxCatchAll" ma:showField="CatchAllData" ma:web="285d351f-f218-493a-825f-85a9dfbde315">
+      <xsd:complexType>
+        <xsd:complexContent>
+          <xsd:extension base="dms:MultiChoiceLookup">
+            <xsd:sequence>
+              <xsd:element name="Value" type="dms:Lookup" maxOccurs="unbounded" minOccurs="0" nillable="true"/>
+            </xsd:sequence>
+          </xsd:extension>
+        </xsd:complexContent>
+      </xsd:complexType>
     </xsd:element>
   </xsd:schema>
   <xsd:schema xmlns="http://schemas.openxmlformats.org/package/2006/metadata/core-properties" xmlns:xsd="http://www.w3.org/2001/XMLSchema" xmlns:xsi="http://www.w3.org/2001/XMLSchema-instance" xmlns:dc="http://purl.org/dc/elements/1.1/" xmlns:dcterms="http://purl.org/dc/terms/" xmlns:odoc="http://schemas.microsoft.com/internal/obd" targetNamespace="http://schemas.openxmlformats.org/package/2006/metadata/core-properties" elementFormDefault="qualified" attributeFormDefault="unqualified" blockDefault="#all">
@@ -29420,37 +29417,24 @@
 </ct:contentTypeSchema>
 </file>
 
-<file path=customXml/item2.xml><?xml version="1.0" encoding="utf-8"?>
-<?mso-contentType ?>
-<FormTemplates xmlns="http://schemas.microsoft.com/sharepoint/v3/contenttype/forms">
-  <Display>DocumentLibraryForm</Display>
-  <Edit>DocumentLibraryForm</Edit>
-  <New>DocumentLibraryForm</New>
-</FormTemplates>
+<file path=customXml/item3.xml><?xml version="1.0" encoding="utf-8"?>
+<go:gDocsCustomXmlDataStorage xmlns:go="http://customooxmlschemas.google.com/" xmlns:r="http://schemas.openxmlformats.org/officeDocument/2006/relationships">
+  <go:docsCustomData xmlns:go="http://customooxmlschemas.google.com/" roundtripDataSignature="AMtx7mh3w1sXrKwdjzYCxjbwPkf7wsIk5w==">AMUW2mWhRc/xLonLdtoI8dz4BVu2GREgE7++Eme5Ko+W5/2G+QfXPKxV7NwLPPaJ77IM2LrlHDguxVZnDKcg4iQIvJIe+zJ9DBWjUaWFI+z0k4HbdiCFsJo=</go:docsCustomData>
+</go:gDocsCustomXmlDataStorage>
 </file>
 
-<file path=customXml/item3.xml><?xml version="1.0" encoding="utf-8"?>
+<file path=customXml/item4.xml><?xml version="1.0" encoding="utf-8"?>
 <p:properties xmlns:p="http://schemas.microsoft.com/office/2006/metadata/properties" xmlns:xsi="http://www.w3.org/2001/XMLSchema-instance" xmlns:pc="http://schemas.microsoft.com/office/infopath/2007/PartnerControls">
   <documentManagement>
-    <TaxCatchAll xmlns="cb45339b-ced9-4d0d-8f64-77573914d53b" xsi:nil="true"/>
-    <lcf76f155ced4ddcb4097134ff3c332f xmlns="43a3ca16-9c26-4813-b83f-4aec9927b43f">
+    <TaxCatchAll xmlns="285d351f-f218-493a-825f-85a9dfbde315" xsi:nil="true"/>
+    <lcf76f155ced4ddcb4097134ff3c332f xmlns="55abea07-cd72-4a95-add0-1082a24cf9e9">
       <Terms xmlns="http://schemas.microsoft.com/office/infopath/2007/PartnerControls"/>
     </lcf76f155ced4ddcb4097134ff3c332f>
   </documentManagement>
 </p:properties>
 </file>
 
-<file path=customXml/item4.xml><?xml version="1.0" encoding="utf-8"?>
-<go:gDocsCustomXmlDataStorage xmlns:go="http://customooxmlschemas.google.com/" xmlns:r="http://schemas.openxmlformats.org/officeDocument/2006/relationships">
-  <go:docsCustomData xmlns:go="http://customooxmlschemas.google.com/" roundtripDataSignature="AMtx7mh3w1sXrKwdjzYCxjbwPkf7wsIk5w==">AMUW2mWhRc/xLonLdtoI8dz4BVu2GREgE7++Eme5Ko+W5/2G+QfXPKxV7NwLPPaJ77IM2LrlHDguxVZnDKcg4iQIvJIe+zJ9DBWjUaWFI+z0k4HbdiCFsJo=</go:docsCustomData>
-</go:gDocsCustomXmlDataStorage>
-</file>
-
 <file path=customXml/itemProps1.xml><?xml version="1.0" encoding="utf-8"?>
-<ds:datastoreItem xmlns:ds="http://schemas.openxmlformats.org/officeDocument/2006/customXml" ds:itemID="{CAA8C5AC-7FC1-4E39-B296-1B3C71E16B14}"/>
-</file>
-
-<file path=customXml/itemProps2.xml><?xml version="1.0" encoding="utf-8"?>
 <ds:datastoreItem xmlns:ds="http://schemas.openxmlformats.org/officeDocument/2006/customXml" ds:itemID="{83102ECF-E44F-4F73-A78F-FE313D1BFB9A}">
   <ds:schemaRefs>
     <ds:schemaRef ds:uri="http://schemas.microsoft.com/sharepoint/v3/contenttype/forms"/>
@@ -29458,7 +29442,20 @@
 </ds:datastoreItem>
 </file>
 
+<file path=customXml/itemProps2.xml><?xml version="1.0" encoding="utf-8"?>
+<ds:datastoreItem xmlns:ds="http://schemas.openxmlformats.org/officeDocument/2006/customXml" ds:itemID="{A0256D58-8E0E-4CAD-A494-C76B162AABE6}"/>
+</file>
+
 <file path=customXml/itemProps3.xml><?xml version="1.0" encoding="utf-8"?>
+<ds:datastoreItem xmlns:ds="http://schemas.openxmlformats.org/officeDocument/2006/customXml" ds:itemID="{11111111-1234-1234-1234-123412341234}">
+  <ds:schemaRefs>
+    <ds:schemaRef ds:uri="http://customooxmlschemas.google.com/"/>
+    <ds:schemaRef ds:uri="http://schemas.openxmlformats.org/officeDocument/2006/relationships"/>
+  </ds:schemaRefs>
+</ds:datastoreItem>
+</file>
+
+<file path=customXml/itemProps4.xml><?xml version="1.0" encoding="utf-8"?>
 <ds:datastoreItem xmlns:ds="http://schemas.openxmlformats.org/officeDocument/2006/customXml" ds:itemID="{9D9B1A75-0210-4935-8179-95DF20A26AD1}">
   <ds:schemaRefs>
     <ds:schemaRef ds:uri="http://schemas.microsoft.com/office/2006/metadata/properties"/>
@@ -29467,13 +29464,4 @@
     <ds:schemaRef ds:uri="8d1bea48-6525-4b05-8cf5-c6ad0dd5b02f"/>
   </ds:schemaRefs>
 </ds:datastoreItem>
-</file>
-
-<file path=customXml/itemProps4.xml><?xml version="1.0" encoding="utf-8"?>
-<ds:datastoreItem xmlns:ds="http://schemas.openxmlformats.org/officeDocument/2006/customXml" ds:itemID="{11111111-1234-1234-1234-123412341234}">
-  <ds:schemaRefs>
-    <ds:schemaRef ds:uri="http://customooxmlschemas.google.com/"/>
-    <ds:schemaRef ds:uri="http://schemas.openxmlformats.org/officeDocument/2006/relationships"/>
-  </ds:schemaRefs>
-</ds:datastoreItem>
 </file>